--- a/docs/handover/word/EMHIP-03-Tester-Guide.docx
+++ b/docs/handover/word/EMHIP-03-Tester-Guide.docx
@@ -2294,6 +2294,36 @@
     </w:p>
     <w:p>
       <w:pPr>
+        <w:pStyle w:val="ListBullet"/>
+      </w:pPr>
+      <w:r>
+        <w:rPr>
+          <w:b/>
+        </w:rPr>
+        <w:t>Only three pathways:</w:t>
+      </w:r>
+      <w:r>
+        <w:rPr/>
+        <w:t xml:space="preserve"> Mental Wellbeing, Clinical Support and Community Recovery are the only pathways in every filter, column, report and export, with the same names on every screen. The practical-support categories (Housing Advice and so on) and the Support Referrals card are removed.</w:t>
+      </w:r>
+    </w:p>
+    <w:p>
+      <w:pPr>
+        <w:pStyle w:val="ListBullet"/>
+      </w:pPr>
+      <w:r>
+        <w:rPr>
+          <w:b/>
+        </w:rPr>
+        <w:t>Filters set by a link show in the dropdown:</w:t>
+      </w:r>
+      <w:r>
+        <w:rPr/>
+        <w:t xml:space="preserve"> opening the guest list from a dashboard count now shows the chosen Status or Pathway in its dropdown.</w:t>
+      </w:r>
+    </w:p>
+    <w:p>
+      <w:pPr>
         <w:pStyle w:val="Heading2"/>
         <w:pBdr>
           <w:bottom w:val="single" w:sz="6" w:space="4" w:color="E8D5DB"/>
@@ -3393,7 +3423,7 @@
       </w:pPr>
       <w:r>
         <w:rPr/>
-        <w:t>Pathway (practical support category)</w:t>
+        <w:t>Pathway (Mental Wellbeing, Clinical Support, Community Recovery)</w:t>
       </w:r>
     </w:p>
     <w:p>
@@ -4235,7 +4265,7 @@
               <w:rPr>
                 <w:sz w:val="19"/>
               </w:rPr>
-              <w:t xml:space="preserve"> (date not in the future, "assigned by" required); support referrals; </w:t>
+              <w:t xml:space="preserve"> (date not in the future, "assigned by" required); </w:t>
             </w:r>
             <w:r>
               <w:rPr>
@@ -5590,7 +5620,7 @@
               <w:rPr>
                 <w:sz w:val="19"/>
               </w:rPr>
-              <w:t>Totals by status (New, Active, Inactive, Urgent), DIALOG outcomes, pathway distribution, monthly registrations, contact activity, referral sources, ethnicity</w:t>
+              <w:t>Totals by status (New, Active, Inactive, Urgent), DIALOG outcomes, guests on each of the three pathways, monthly registrations, contact activity, referral sources, ethnicity</w:t>
             </w:r>
           </w:p>
         </w:tc>
@@ -6008,7 +6038,7 @@
       </w:r>
       <w:r>
         <w:rPr/>
-        <w:t xml:space="preserve"> gives one row per referral, now including ethnicity, age group, gender, country of origin, referral source and referral type.</w:t>
+        <w:t xml:space="preserve"> gives one row per guest registered in the period, with their pathway, status, ethnicity, age group, gender, country of origin, referral source and referral type.</w:t>
       </w:r>
     </w:p>
     <w:p>
@@ -6963,7 +6993,7 @@
       </w:r>
       <w:r>
         <w:rPr/>
-        <w:t>Change Pathway, add a support referral, and reassign the CMHW</w:t>
+        <w:t>Change Pathway and reassign the CMHW</w:t>
       </w:r>
     </w:p>
     <w:p>

--- a/docs/handover/word/EMHIP-03-Tester-Guide.docx
+++ b/docs/handover/word/EMHIP-03-Tester-Guide.docx
@@ -2324,6 +2324,61 @@
     </w:p>
     <w:p>
       <w:pPr>
+        <w:pStyle w:val="ListBullet"/>
+      </w:pPr>
+      <w:r>
+        <w:rPr>
+          <w:b/>
+        </w:rPr>
+        <w:t>Registration detail fields:</w:t>
+      </w:r>
+      <w:r>
+        <w:rPr/>
+        <w:t xml:space="preserve"> in step 2, answering </w:t>
+      </w:r>
+      <w:r>
+        <w:rPr>
+          <w:b/>
+        </w:rPr>
+        <w:t>No</w:t>
+      </w:r>
+      <w:r>
+        <w:rPr/>
+        <w:t xml:space="preserve"> (or </w:t>
+      </w:r>
+      <w:r>
+        <w:rPr>
+          <w:b/>
+        </w:rPr>
+        <w:t>Unknown</w:t>
+      </w:r>
+      <w:r>
+        <w:rPr/>
+        <w:t xml:space="preserve">) to allergies, family history, inpatient admission, previous diagnosis or a risk-history question clears and greys out its detail field; </w:t>
+      </w:r>
+      <w:r>
+        <w:rPr>
+          <w:b/>
+        </w:rPr>
+        <w:t>Yes</w:t>
+      </w:r>
+      <w:r>
+        <w:rPr/>
+        <w:t xml:space="preserve"> or </w:t>
+      </w:r>
+      <w:r>
+        <w:rPr>
+          <w:b/>
+        </w:rPr>
+        <w:t>Unsure</w:t>
+      </w:r>
+      <w:r>
+        <w:rPr/>
+        <w:t xml:space="preserve"> opens it again.</w:t>
+      </w:r>
+    </w:p>
+    <w:p>
+      <w:pPr>
         <w:pStyle w:val="Heading2"/>
         <w:pBdr>
           <w:bottom w:val="single" w:sz="6" w:space="4" w:color="E8D5DB"/>

--- a/docs/handover/word/EMHIP-03-Tester-Guide.docx
+++ b/docs/handover/word/EMHIP-03-Tester-Guide.docx
@@ -2330,6 +2330,21 @@
         <w:rPr>
           <w:b/>
         </w:rPr>
+        <w:t>Next steps on the Demographics tab:</w:t>
+      </w:r>
+      <w:r>
+        <w:rPr/>
+        <w:t xml:space="preserve"> for a guest registered with the full five steps, it shows the initial conversation and DIALOG baseline as done (with dates) instead of always offering "Continue to Initial conversation".</w:t>
+      </w:r>
+    </w:p>
+    <w:p>
+      <w:pPr>
+        <w:pStyle w:val="ListBullet"/>
+      </w:pPr>
+      <w:r>
+        <w:rPr>
+          <w:b/>
+        </w:rPr>
         <w:t>Registration detail fields:</w:t>
       </w:r>
       <w:r>

--- a/docs/handover/word/EMHIP-03-Tester-Guide.docx
+++ b/docs/handover/word/EMHIP-03-Tester-Guide.docx
@@ -2393,6 +2393,124 @@
       </w:r>
     </w:p>
     <w:p>
+      <w:r>
+        <w:rPr>
+          <w:b/>
+        </w:rPr>
+        <w:t>Changed on 6 October 2026</w:t>
+      </w:r>
+    </w:p>
+    <w:p>
+      <w:pPr>
+        <w:pStyle w:val="ListBullet"/>
+      </w:pPr>
+      <w:r>
+        <w:rPr>
+          <w:b/>
+        </w:rPr>
+        <w:t>Reason for change is required</w:t>
+      </w:r>
+      <w:r>
+        <w:rPr/>
+        <w:t xml:space="preserve"> when changing a guest's pathway (Pathway History, </w:t>
+      </w:r>
+      <w:r>
+        <w:rPr>
+          <w:b/>
+        </w:rPr>
+        <w:t>Add New Pathway</w:t>
+      </w:r>
+      <w:r>
+        <w:rPr/>
+        <w:t>). Without one, the dialog shows "Enter the reason for changing the pathway." and nothing is saved.</w:t>
+      </w:r>
+    </w:p>
+    <w:p>
+      <w:pPr>
+        <w:pStyle w:val="ListBullet"/>
+      </w:pPr>
+      <w:r>
+        <w:rPr>
+          <w:b/>
+        </w:rPr>
+        <w:t>Next contact date is required in Add Contact.</w:t>
+      </w:r>
+      <w:r>
+        <w:rPr/>
+        <w:t xml:space="preserve"> Submitting without one is refused unless </w:t>
+      </w:r>
+      <w:r>
+        <w:rPr>
+          <w:b/>
+        </w:rPr>
+        <w:t>No next contact needed</w:t>
+      </w:r>
+      <w:r>
+        <w:rPr/>
+        <w:t xml:space="preserve"> is ticked. Ticking it clears and greys out the date, and the note shows "No next contact needed" on the Notes tab. Drafts can still be saved without either.</w:t>
+      </w:r>
+    </w:p>
+    <w:p>
+      <w:pPr>
+        <w:pStyle w:val="ListBullet"/>
+      </w:pPr>
+      <w:r>
+        <w:rPr>
+          <w:b/>
+        </w:rPr>
+        <w:t>Add Contact shows the right fields for each contact type:</w:t>
+      </w:r>
+      <w:r>
+        <w:rPr/>
+        <w:t xml:space="preserve"> Activity, Hospitality and AFA now have their own short forms from the design (see Add Contact under Workflows). Before, all four types showed the full casework note. Admins can edit the two new lists in </w:t>
+      </w:r>
+      <w:r>
+        <w:rPr>
+          <w:b/>
+        </w:rPr>
+        <w:t>Settings → Lookups</w:t>
+      </w:r>
+      <w:r>
+        <w:rPr/>
+        <w:t xml:space="preserve">: </w:t>
+      </w:r>
+      <w:r>
+        <w:rPr>
+          <w:b/>
+        </w:rPr>
+        <w:t>Hub activities</w:t>
+      </w:r>
+      <w:r>
+        <w:rPr/>
+        <w:t xml:space="preserve"> and </w:t>
+      </w:r>
+      <w:r>
+        <w:rPr>
+          <w:b/>
+        </w:rPr>
+        <w:t>AFA advice types</w:t>
+      </w:r>
+      <w:r>
+        <w:rPr/>
+        <w:t>.</w:t>
+      </w:r>
+    </w:p>
+    <w:p>
+      <w:pPr>
+        <w:pStyle w:val="ListBullet"/>
+      </w:pPr>
+      <w:r>
+        <w:rPr>
+          <w:b/>
+        </w:rPr>
+        <w:t>No outcome tags on contacts:</w:t>
+      </w:r>
+      <w:r>
+        <w:rPr/>
+        <w:t xml:space="preserve"> the Contact History tab, the Overview's Recent activity history and the Urgent Cases timeline no longer show "Successful" against each contact, because every contact the system logs is a completed one.</w:t>
+      </w:r>
+    </w:p>
+    <w:p>
       <w:pPr>
         <w:pStyle w:val="Heading2"/>
         <w:pBdr>
@@ -4335,7 +4453,7 @@
               <w:rPr>
                 <w:sz w:val="19"/>
               </w:rPr>
-              <w:t xml:space="preserve"> (date not in the future, "assigned by" required); </w:t>
+              <w:t xml:space="preserve"> (date not in the future; "assigned by" and reason required); </w:t>
             </w:r>
             <w:r>
               <w:rPr>
@@ -4431,7 +4549,7 @@
               <w:rPr>
                 <w:sz w:val="19"/>
               </w:rPr>
-              <w:t>Every contact logged for this guest</w:t>
+              <w:t>Every contact logged for this guest: type, date and who recorded it</w:t>
             </w:r>
           </w:p>
         </w:tc>
@@ -4708,14 +4826,64 @@
         </w:rPr>
         <w:t>Ordinary contact:</w:t>
       </w:r>
+      <w:r>
+        <w:rPr/>
+        <w:t xml:space="preserve"> the contact type changes the form.</w:t>
+      </w:r>
     </w:p>
     <w:p>
       <w:pPr>
         <w:pStyle w:val="ListBullet2"/>
       </w:pPr>
       <w:r>
+        <w:rPr>
+          <w:b/>
+        </w:rPr>
+        <w:t>Activity:</w:t>
+      </w:r>
+      <w:r>
         <w:rPr/>
-        <w:t>Contact type: Casework, Activity, Hospitality or AFA.</w:t>
+        <w:t xml:space="preserve"> date, </w:t>
+      </w:r>
+      <w:r>
+        <w:rPr>
+          <w:b/>
+        </w:rPr>
+        <w:t>Activity</w:t>
+      </w:r>
+      <w:r>
+        <w:rPr/>
+        <w:t xml:space="preserve"> (from the Hub activities list) or </w:t>
+      </w:r>
+      <w:r>
+        <w:rPr>
+          <w:b/>
+        </w:rPr>
+        <w:t>Describe the occasion</w:t>
+      </w:r>
+      <w:r>
+        <w:rPr/>
+        <w:t xml:space="preserve"> (one is required), Observation notes and </w:t>
+      </w:r>
+      <w:r>
+        <w:rPr>
+          <w:b/>
+        </w:rPr>
+        <w:t>Risk check</w:t>
+      </w:r>
+      <w:r>
+        <w:rPr/>
+        <w:t xml:space="preserve">. Button </w:t>
+      </w:r>
+      <w:r>
+        <w:rPr>
+          <w:b/>
+        </w:rPr>
+        <w:t>Save activity contact</w:t>
+      </w:r>
+      <w:r>
+        <w:rPr/>
+        <w:t>.</w:t>
       </w:r>
     </w:p>
     <w:p>
@@ -4723,8 +4891,24 @@
         <w:pStyle w:val="ListBullet2"/>
       </w:pPr>
       <w:r>
+        <w:rPr>
+          <w:b/>
+        </w:rPr>
+        <w:t>Hospitality:</w:t>
+      </w:r>
+      <w:r>
         <w:rPr/>
-        <w:t>Method and date.</w:t>
+        <w:t xml:space="preserve"> date and Logged by are auto-logged; optional Additional notes only. Button </w:t>
+      </w:r>
+      <w:r>
+        <w:rPr>
+          <w:b/>
+        </w:rPr>
+        <w:t>Confirm &amp; log hospitality</w:t>
+      </w:r>
+      <w:r>
+        <w:rPr/>
+        <w:t>.</w:t>
       </w:r>
     </w:p>
     <w:p>
@@ -4732,8 +4916,78 @@
         <w:pStyle w:val="ListBullet2"/>
       </w:pPr>
       <w:r>
+        <w:rPr>
+          <w:b/>
+        </w:rPr>
+        <w:t>AFA:</w:t>
+      </w:r>
+      <w:r>
         <w:rPr/>
-        <w:t xml:space="preserve">The SBAR note: Situation, Background, </w:t>
+        <w:t xml:space="preserve"> date, </w:t>
+      </w:r>
+      <w:r>
+        <w:rPr>
+          <w:b/>
+        </w:rPr>
+        <w:t>Contact method</w:t>
+      </w:r>
+      <w:r>
+        <w:rPr/>
+        <w:t xml:space="preserve">, </w:t>
+      </w:r>
+      <w:r>
+        <w:rPr>
+          <w:b/>
+        </w:rPr>
+        <w:t>Description</w:t>
+      </w:r>
+      <w:r>
+        <w:rPr/>
+        <w:t xml:space="preserve"> (from the AFA advice types list) and </w:t>
+      </w:r>
+      <w:r>
+        <w:rPr>
+          <w:b/>
+        </w:rPr>
+        <w:t>Risk check</w:t>
+      </w:r>
+      <w:r>
+        <w:rPr/>
+        <w:t xml:space="preserve">. Button </w:t>
+      </w:r>
+      <w:r>
+        <w:rPr>
+          <w:b/>
+        </w:rPr>
+        <w:t>Save AFA contact</w:t>
+      </w:r>
+      <w:r>
+        <w:rPr/>
+        <w:t>.</w:t>
+      </w:r>
+    </w:p>
+    <w:p>
+      <w:pPr>
+        <w:pStyle w:val="ListBullet2"/>
+      </w:pPr>
+      <w:r>
+        <w:rPr/>
+        <w:t>The short forms have no SBAR note, actions, attachments, next contact date or referral switches.</w:t>
+      </w:r>
+    </w:p>
+    <w:p>
+      <w:pPr>
+        <w:pStyle w:val="ListBullet2"/>
+      </w:pPr>
+      <w:r>
+        <w:rPr>
+          <w:b/>
+        </w:rPr>
+        <w:t>Casework:</w:t>
+      </w:r>
+      <w:r>
+        <w:rPr/>
+        <w:t xml:space="preserve"> method and date; the SBAR note (Situation, Background, </w:t>
       </w:r>
       <w:r>
         <w:rPr>
@@ -4743,25 +4997,7 @@
       </w:r>
       <w:r>
         <w:rPr/>
-        <w:t xml:space="preserve"> (required), Recommendation.</w:t>
-      </w:r>
-    </w:p>
-    <w:p>
-      <w:pPr>
-        <w:pStyle w:val="ListBullet2"/>
-      </w:pPr>
-      <w:r>
-        <w:rPr/>
-        <w:t>Risk update, actions arising and attachments.</w:t>
-      </w:r>
-    </w:p>
-    <w:p>
-      <w:pPr>
-        <w:pStyle w:val="ListBullet2"/>
-      </w:pPr>
-      <w:r>
-        <w:rPr/>
-        <w:t xml:space="preserve">The </w:t>
+        <w:t xml:space="preserve"> (required), Recommendation); risk update, actions arising and attachments; and the </w:t>
       </w:r>
       <w:r>
         <w:rPr>
@@ -4771,7 +5007,17 @@
       </w:r>
       <w:r>
         <w:rPr/>
-        <w:t xml:space="preserve"> becomes a scheduled contact.</w:t>
+        <w:t xml:space="preserve"> (required unless </w:t>
+      </w:r>
+      <w:r>
+        <w:rPr>
+          <w:b/>
+        </w:rPr>
+        <w:t>No next contact needed</w:t>
+      </w:r>
+      <w:r>
+        <w:rPr/>
+        <w:t xml:space="preserve"> is ticked), which becomes a scheduled contact.</w:t>
       </w:r>
     </w:p>
     <w:p>
@@ -7063,7 +7309,7 @@
       </w:r>
       <w:r>
         <w:rPr/>
-        <w:t>Change Pathway and reassign the CMHW</w:t>
+        <w:t>Change Pathway (first try without a reason; it is refused) and reassign the CMHW</w:t>
       </w:r>
     </w:p>
     <w:p>
@@ -7150,6 +7396,68 @@
       <w:r>
         <w:rPr/>
         <w:t>: save a draft, attach a file, resume it from Notes, then submit with a next contact date and an action</w:t>
+      </w:r>
+    </w:p>
+    <w:p>
+      <w:pPr>
+        <w:tabs>
+          <w:tab w:pos="425" w:val="left"/>
+        </w:tabs>
+        <w:spacing w:after="60"/>
+        <w:ind w:left="425" w:hanging="340"/>
+      </w:pPr>
+      <w:r>
+        <w:rPr>
+          <w:sz w:val="24"/>
+        </w:rPr>
+        <w:t>☐</w:t>
+        <w:tab/>
+      </w:r>
+      <w:r>
+        <w:rPr>
+          <w:b/>
+        </w:rPr>
+        <w:t>Add Contact</w:t>
+      </w:r>
+      <w:r>
+        <w:rPr/>
+        <w:t xml:space="preserve"> without a next contact date: submitting is refused; tick </w:t>
+      </w:r>
+      <w:r>
+        <w:rPr>
+          <w:b/>
+        </w:rPr>
+        <w:t>No next contact needed</w:t>
+      </w:r>
+      <w:r>
+        <w:rPr/>
+        <w:t xml:space="preserve"> and submit; the note shows "No next contact needed" and no contact is scheduled</w:t>
+      </w:r>
+    </w:p>
+    <w:p>
+      <w:pPr>
+        <w:tabs>
+          <w:tab w:pos="425" w:val="left"/>
+        </w:tabs>
+        <w:spacing w:after="60"/>
+        <w:ind w:left="425" w:hanging="340"/>
+      </w:pPr>
+      <w:r>
+        <w:rPr>
+          <w:sz w:val="24"/>
+        </w:rPr>
+        <w:t>☐</w:t>
+        <w:tab/>
+      </w:r>
+      <w:r>
+        <w:rPr>
+          <w:b/>
+        </w:rPr>
+        <w:t>Add Contact</w:t>
+      </w:r>
+      <w:r>
+        <w:rPr/>
+        <w:t xml:space="preserve"> as Activity (try without an activity first; it is refused), Hospitality and AFA; each shows only its own fields, and the Notes tab shows what was recorded</w:t>
       </w:r>
     </w:p>
     <w:p>

--- a/docs/handover/word/EMHIP-03-Tester-Guide.docx
+++ b/docs/handover/word/EMHIP-03-Tester-Guide.docx
@@ -666,21 +666,21 @@
         <w:rPr>
           <w:b/>
         </w:rPr>
-        <w:t>Raise Urgent Flag</w:t>
+        <w:t>Actions &amp; Reminders</w:t>
       </w:r>
       <w:r>
         <w:rPr/>
-        <w:t xml:space="preserve"> and </w:t>
+        <w:t xml:space="preserve">. </w:t>
       </w:r>
       <w:r>
         <w:rPr>
           <w:b/>
         </w:rPr>
-        <w:t>Actions &amp; Reminders</w:t>
+        <w:t>Raise Urgent Flag</w:t>
       </w:r>
       <w:r>
         <w:rPr/>
-        <w:t>. With the built-in roles every user has the permissions those buttons need.</w:t>
+        <w:t xml:space="preserve"> shows only to roles that can edit clinical details. With the built-in roles every user has the permissions those buttons need.</w:t>
       </w:r>
     </w:p>
     <w:p>
@@ -4080,7 +4080,17 @@
       </w:r>
       <w:r>
         <w:rPr/>
-        <w:t xml:space="preserve"> opens Clinical Details with the risk form ready. The guest is only flagged once an assessment with at least one risk ticked is saved.</w:t>
+        <w:t xml:space="preserve"> opens a quick panel on the right: tick at least one risk, add optional notes and select </w:t>
+      </w:r>
+      <w:r>
+        <w:rPr>
+          <w:b/>
+        </w:rPr>
+        <w:t>Raise urgent flag</w:t>
+      </w:r>
+      <w:r>
+        <w:rPr/>
+        <w:t>. The guest is flagged straight away and the panel closes. It is saved as a risk assessment, so it also shows on Clinical Details. If the guest is already urgent, the panel says so.</w:t>
       </w:r>
     </w:p>
     <w:p>
@@ -4807,7 +4817,7 @@
       </w:r>
       <w:r>
         <w:rPr/>
-        <w:t xml:space="preserve"> is on the guest record and on each urgent case. For CPN staff it starts with </w:t>
+        <w:t xml:space="preserve"> is on the guest record and in each urgent case's details panel. For CPN staff it starts with </w:t>
       </w:r>
       <w:r>
         <w:rPr>
@@ -5370,27 +5380,17 @@
       </w:r>
       <w:r>
         <w:rPr/>
-        <w:t xml:space="preserve">, </w:t>
+        <w:t xml:space="preserve"> and </w:t>
       </w:r>
       <w:r>
         <w:rPr>
           <w:b/>
         </w:rPr>
-        <w:t>Add contact</w:t>
+        <w:t>View Crisis Episode</w:t>
       </w:r>
       <w:r>
         <w:rPr/>
-        <w:t xml:space="preserve"> and </w:t>
-      </w:r>
-      <w:r>
-        <w:rPr>
-          <w:b/>
-        </w:rPr>
-        <w:t>Open Crisis Episode</w:t>
-      </w:r>
-      <w:r>
-        <w:rPr/>
-        <w:t>.</w:t>
+        <w:t>. Add a contact from the details panel.</w:t>
       </w:r>
     </w:p>
     <w:p>
@@ -5817,7 +5817,7 @@
         <w:rPr>
           <w:b/>
         </w:rPr>
-        <w:t>Date range:</w:t>
+        <w:t>Reporting period:</w:t>
       </w:r>
       <w:r>
         <w:rPr/>
@@ -5831,7 +5831,7 @@
       </w:r>
       <w:r>
         <w:rPr/>
-        <w:t>, on Overview and CPN Activity. The default is the last 6 months, and To cannot be in the future.</w:t>
+        <w:t>, on every tab. One period is shared by all the tabs and by both exports. The default is the last 6 months, and To cannot be in the future. Guest counts cover the guests registered in the period; activity covers what was recorded in it. Figures that are always current (a worker's caseload, the CPN caseload) are labelled.</w:t>
       </w:r>
     </w:p>
     <w:tbl>
@@ -5936,7 +5936,7 @@
               <w:rPr>
                 <w:sz w:val="19"/>
               </w:rPr>
-              <w:t>Totals by status (New, Active, Inactive, Urgent), DIALOG outcomes, guests on each of the three pathways, monthly registrations, contact activity, referral sources, ethnicity</w:t>
+              <w:t>Guests registered in the period by status today (New, Active, Inactive, Urgent), DIALOG outcomes, their pathways, monthly registrations, contact activity, referral sources, ethnicity</w:t>
             </w:r>
           </w:p>
         </w:tc>
@@ -5975,7 +5975,20 @@
               <w:rPr>
                 <w:sz w:val="19"/>
               </w:rPr>
-              <w:t>A filterable guest table: status, pathway, last activity, CMHW and the demographics drawer</w:t>
+              <w:t xml:space="preserve">A filterable guest table, limited to guests registered in the period by a removable </w:t>
+            </w:r>
+            <w:r>
+              <w:rPr>
+                <w:b/>
+                <w:sz w:val="19"/>
+              </w:rPr>
+              <w:t>Registered</w:t>
+            </w:r>
+            <w:r>
+              <w:rPr>
+                <w:sz w:val="19"/>
+              </w:rPr>
+              <w:t xml:space="preserve"> chip: status, pathway, last activity, CMHW and the demographics drawer</w:t>
             </w:r>
           </w:p>
         </w:tc>
@@ -6012,7 +6025,7 @@
               <w:rPr>
                 <w:sz w:val="19"/>
               </w:rPr>
-              <w:t>Per clinical pathway: guests, active, inactive, urgent, AFA support, average DIALOG score</w:t>
+              <w:t>Per clinical pathway, for guests registered in the period: guests, active, inactive, urgent, AFA support, average DIALOG score</w:t>
             </w:r>
           </w:p>
         </w:tc>
@@ -6051,7 +6064,7 @@
               <w:rPr>
                 <w:sz w:val="19"/>
               </w:rPr>
-              <w:t xml:space="preserve">Per worker: assigned, active, urgent, contacts in 30 days, overdue contacts, load; </w:t>
+              <w:t xml:space="preserve">Per worker: assigned, active, urgent (current), contacts in the period, overdue contacts due in the period, load; </w:t>
             </w:r>
             <w:r>
               <w:rPr>
@@ -6064,7 +6077,7 @@
               <w:rPr>
                 <w:sz w:val="19"/>
               </w:rPr>
-              <w:t xml:space="preserve"> opens that worker's guests</w:t>
+              <w:t xml:space="preserve"> opens that worker's whole caseload</w:t>
             </w:r>
           </w:p>
         </w:tc>
@@ -6101,7 +6114,7 @@
               <w:rPr>
                 <w:sz w:val="19"/>
               </w:rPr>
-              <w:t>Baselines, reassessments, average score change, trend and per-domain scores, all of which can be filtered by demographics (below)</w:t>
+              <w:t>Baselines, reassessments, average score change, trend and per-domain scores for assessments in the period, all of which can be filtered by demographics (below)</w:t>
             </w:r>
           </w:p>
         </w:tc>
@@ -6140,7 +6153,7 @@
               <w:rPr>
                 <w:sz w:val="19"/>
               </w:rPr>
-              <w:t xml:space="preserve">Each issue with its count and share; </w:t>
+              <w:t xml:space="preserve">Each issue for guests registered in the period, with its count and share; </w:t>
             </w:r>
             <w:r>
               <w:rPr>
@@ -6153,7 +6166,7 @@
               <w:rPr>
                 <w:sz w:val="19"/>
               </w:rPr>
-              <w:t xml:space="preserve"> opens the affected guests</w:t>
+              <w:t xml:space="preserve"> opens the same guests</w:t>
             </w:r>
           </w:p>
         </w:tc>
@@ -6229,7 +6242,7 @@
               <w:rPr>
                 <w:sz w:val="19"/>
               </w:rPr>
-              <w:t>Who exported which report and when</w:t>
+              <w:t>Who exported which report and when, for exports taken in the period</w:t>
             </w:r>
           </w:p>
         </w:tc>
@@ -6245,6 +6258,18 @@
         <w:rPr>
           <w:b/>
         </w:rPr>
+        <w:t>Clickable counts.</w:t>
+      </w:r>
+      <w:r>
+        <w:rPr/>
+        <w:t xml:space="preserve"> As on the dashboards, the counts of guests on every report tab open the guest list filtered to exactly those guests, for the same reporting period. The guest list banner names the count and the period, and its total matches the count. This covers the Overview tiles, DIALOG tiles and pathway, ethnicity and referral rows; the Pathway Analytics table; each worker's Assigned, Active and Urgent counts; the DIALOG Outcomes tiles (keeping the demographic group); the Data Quality tiles and rows; and the CPN Activity tiles and pipeline. Counts of contacts or flags, and averages, are not clickable.</w:t>
+      </w:r>
+    </w:p>
+    <w:p>
+      <w:r>
+        <w:rPr>
+          <w:b/>
+        </w:rPr>
         <w:t>DIALOG by demographics.</w:t>
       </w:r>
       <w:r>
@@ -6285,6 +6310,25 @@
         <w:pStyle w:val="ListBullet"/>
       </w:pPr>
       <w:r>
+        <w:rPr/>
+        <w:t xml:space="preserve">Both exports use the applied reporting period. </w:t>
+      </w:r>
+      <w:r>
+        <w:rPr>
+          <w:b/>
+        </w:rPr>
+        <w:t>Export CSV</w:t>
+      </w:r>
+      <w:r>
+        <w:rPr/>
+        <w:t xml:space="preserve"> shows the period it will use instead of its own date fields.</w:t>
+      </w:r>
+    </w:p>
+    <w:p>
+      <w:pPr>
+        <w:pStyle w:val="ListBullet"/>
+      </w:pPr>
+      <w:r>
         <w:rPr>
           <w:b/>
         </w:rPr>
@@ -6292,7 +6336,7 @@
       </w:r>
       <w:r>
         <w:rPr/>
-        <w:t xml:space="preserve"> downloads a workbook with these sheets: Summary, Pathways, Caseload, DIALOG outcomes, Data quality, </w:t>
+        <w:t xml:space="preserve"> downloads a workbook with these sheets, each for the reporting period: Summary (the Overview tiles and contact activity), Pathways, Caseload, DIALOG outcomes, Data quality, </w:t>
       </w:r>
       <w:r>
         <w:rPr>
@@ -7649,7 +7693,17 @@
       </w:r>
       <w:r>
         <w:rPr/>
-        <w:t>Click the case: add a crisis note, add a contact, escalate to CMHT, and open the full episode record and export it</w:t>
+        <w:t xml:space="preserve">On another guest's record, select </w:t>
+      </w:r>
+      <w:r>
+        <w:rPr>
+          <w:b/>
+        </w:rPr>
+        <w:t>Raise Urgent Flag</w:t>
+      </w:r>
+      <w:r>
+        <w:rPr/>
+        <w:t>, tick one risk and raise it; the Urgent badge appears without leaving the tab and the guest is on Urgent Cases</w:t>
       </w:r>
     </w:p>
     <w:p>
@@ -7669,7 +7723,27 @@
       </w:r>
       <w:r>
         <w:rPr/>
-        <w:t>Resolve the episode with a new pathway and a next contact date; the flag clears and the guest's status is unchanged</w:t>
+        <w:t xml:space="preserve">Urgent Cases rows show </w:t>
+      </w:r>
+      <w:r>
+        <w:rPr>
+          <w:b/>
+        </w:rPr>
+        <w:t>Open Guest</w:t>
+      </w:r>
+      <w:r>
+        <w:rPr/>
+        <w:t xml:space="preserve"> and </w:t>
+      </w:r>
+      <w:r>
+        <w:rPr>
+          <w:b/>
+        </w:rPr>
+        <w:t>View Crisis Episode</w:t>
+      </w:r>
+      <w:r>
+        <w:rPr/>
+        <w:t xml:space="preserve"> only</w:t>
       </w:r>
     </w:p>
     <w:p>
@@ -7689,15 +7763,7 @@
       </w:r>
       <w:r>
         <w:rPr/>
-        <w:t>Click the resolved case; its episode record opens</w:t>
-      </w:r>
-    </w:p>
-    <w:p>
-      <w:r>
-        <w:rPr>
-          <w:b/>
-        </w:rPr>
-        <w:t>Hub Manager</w:t>
+        <w:t>Click the case: add a crisis note, add a contact, escalate to CMHT, and open the full episode record and export it</w:t>
       </w:r>
     </w:p>
     <w:p>
@@ -7717,7 +7783,7 @@
       </w:r>
       <w:r>
         <w:rPr/>
-        <w:t>MDT Queue: confirm a CPN referral (assign a CPN), decline one, and mark a discussion as discussed</w:t>
+        <w:t>Resolve the episode with a new pathway and a next contact date; the flag clears and the guest's status is unchanged</w:t>
       </w:r>
     </w:p>
     <w:p>
@@ -7737,7 +7803,15 @@
       </w:r>
       <w:r>
         <w:rPr/>
-        <w:t>Hub Manager dashboard: click every item in the table under Workflows and check each list's count matches the tile (allow 5 minutes after any change)</w:t>
+        <w:t>Click the resolved case; its episode record opens</w:t>
+      </w:r>
+    </w:p>
+    <w:p>
+      <w:r>
+        <w:rPr>
+          <w:b/>
+        </w:rPr>
+        <w:t>Hub Manager</w:t>
       </w:r>
     </w:p>
     <w:p>
@@ -7757,7 +7831,7 @@
       </w:r>
       <w:r>
         <w:rPr/>
-        <w:t>Staff activity shows plain English with guest names; clicking a name opens the record</w:t>
+        <w:t>MDT Queue: confirm a CPN referral (assign a CPN), decline one, and mark a discussion as discussed</w:t>
       </w:r>
     </w:p>
     <w:p>
@@ -7777,17 +7851,7 @@
       </w:r>
       <w:r>
         <w:rPr/>
-        <w:t xml:space="preserve">Guest record: Access Log shows the actions above in plain English; </w:t>
-      </w:r>
-      <w:r>
-        <w:rPr>
-          <w:b/>
-        </w:rPr>
-        <w:t>Export Record</w:t>
-      </w:r>
-      <w:r>
-        <w:rPr/>
-        <w:t xml:space="preserve"> downloads the file</w:t>
+        <w:t>Hub Manager dashboard: click every item in the table under Workflows and check each list's count matches the tile (allow 5 minutes after any change)</w:t>
       </w:r>
     </w:p>
     <w:p>
@@ -7807,17 +7871,7 @@
       </w:r>
       <w:r>
         <w:rPr/>
-        <w:t xml:space="preserve">Contact History: tiles, the CPN activity section, </w:t>
-      </w:r>
-      <w:r>
-        <w:rPr>
-          <w:b/>
-        </w:rPr>
-        <w:t>Show CPN contacts only</w:t>
-      </w:r>
-      <w:r>
-        <w:rPr/>
-        <w:t>, each filter, and Export</w:t>
+        <w:t>Staff activity shows plain English with guest names; clicking a name opens the record</w:t>
       </w:r>
     </w:p>
     <w:p>
@@ -7837,7 +7891,137 @@
       </w:r>
       <w:r>
         <w:rPr/>
-        <w:t>Reports: open every tab and check the tab-bar arrows at a narrow window; apply a date range</w:t>
+        <w:t xml:space="preserve">Guest record: Access Log shows the actions above in plain English; </w:t>
+      </w:r>
+      <w:r>
+        <w:rPr>
+          <w:b/>
+        </w:rPr>
+        <w:t>Export Record</w:t>
+      </w:r>
+      <w:r>
+        <w:rPr/>
+        <w:t xml:space="preserve"> downloads the file</w:t>
+      </w:r>
+    </w:p>
+    <w:p>
+      <w:pPr>
+        <w:tabs>
+          <w:tab w:pos="425" w:val="left"/>
+        </w:tabs>
+        <w:spacing w:after="60"/>
+        <w:ind w:left="425" w:hanging="340"/>
+      </w:pPr>
+      <w:r>
+        <w:rPr>
+          <w:sz w:val="24"/>
+        </w:rPr>
+        <w:t>☐</w:t>
+        <w:tab/>
+      </w:r>
+      <w:r>
+        <w:rPr/>
+        <w:t xml:space="preserve">Contact History: tiles, the CPN activity section, </w:t>
+      </w:r>
+      <w:r>
+        <w:rPr>
+          <w:b/>
+        </w:rPr>
+        <w:t>Show CPN contacts only</w:t>
+      </w:r>
+      <w:r>
+        <w:rPr/>
+        <w:t>, each filter, and Export</w:t>
+      </w:r>
+    </w:p>
+    <w:p>
+      <w:pPr>
+        <w:tabs>
+          <w:tab w:pos="425" w:val="left"/>
+        </w:tabs>
+        <w:spacing w:after="60"/>
+        <w:ind w:left="425" w:hanging="340"/>
+      </w:pPr>
+      <w:r>
+        <w:rPr>
+          <w:sz w:val="24"/>
+        </w:rPr>
+        <w:t>☐</w:t>
+        <w:tab/>
+      </w:r>
+      <w:r>
+        <w:rPr/>
+        <w:t>Reports: open every tab and check the tab-bar arrows at a narrow window</w:t>
+      </w:r>
+    </w:p>
+    <w:p>
+      <w:pPr>
+        <w:tabs>
+          <w:tab w:pos="425" w:val="left"/>
+        </w:tabs>
+        <w:spacing w:after="60"/>
+        <w:ind w:left="425" w:hanging="340"/>
+      </w:pPr>
+      <w:r>
+        <w:rPr>
+          <w:sz w:val="24"/>
+        </w:rPr>
+        <w:t>☐</w:t>
+        <w:tab/>
+      </w:r>
+      <w:r>
+        <w:rPr/>
+        <w:t>Reports: apply a shorter reporting period; it shows on every tab, and the Overview tiles, Pathway Analytics, Caseload contacts, DIALOG Outcomes, Data Quality, CPN Activity and Export History all change; switching tabs keeps the period</w:t>
+      </w:r>
+    </w:p>
+    <w:p>
+      <w:pPr>
+        <w:tabs>
+          <w:tab w:pos="425" w:val="left"/>
+        </w:tabs>
+        <w:spacing w:after="60"/>
+        <w:ind w:left="425" w:hanging="340"/>
+      </w:pPr>
+      <w:r>
+        <w:rPr>
+          <w:sz w:val="24"/>
+        </w:rPr>
+        <w:t>☐</w:t>
+        <w:tab/>
+      </w:r>
+      <w:r>
+        <w:rPr/>
+        <w:t>Export to Excel and Export CSV after applying a period: the files are named for that period and their figures match the tabs</w:t>
+      </w:r>
+    </w:p>
+    <w:p>
+      <w:pPr>
+        <w:tabs>
+          <w:tab w:pos="425" w:val="left"/>
+        </w:tabs>
+        <w:spacing w:after="60"/>
+        <w:ind w:left="425" w:hanging="340"/>
+      </w:pPr>
+      <w:r>
+        <w:rPr>
+          <w:sz w:val="24"/>
+        </w:rPr>
+        <w:t>☐</w:t>
+        <w:tab/>
+      </w:r>
+      <w:r>
+        <w:rPr/>
+        <w:t xml:space="preserve">Reports: click a count on every tab (Overview tile and rows, a Pathway Analytics cell, a Caseload count, a DIALOG tile with a demographic group set, a Data Quality tile, a CPN pipeline stage); the guest list opens with a banner naming it and the same total; </w:t>
+      </w:r>
+      <w:r>
+        <w:rPr>
+          <w:b/>
+        </w:rPr>
+        <w:t>Show all guests</w:t>
+      </w:r>
+      <w:r>
+        <w:rPr/>
+        <w:t xml:space="preserve"> clears it</w:t>
       </w:r>
     </w:p>
     <w:p>

--- a/docs/handover/word/EMHIP-03-Tester-Guide.docx
+++ b/docs/handover/word/EMHIP-03-Tester-Guide.docx
@@ -4505,22 +4505,68 @@
             </w:pPr>
             <w:r>
               <w:rPr>
+                <w:b/>
                 <w:sz w:val="19"/>
               </w:rPr>
-              <w:t xml:space="preserve">Start or edit a plan with goals (each needs a description); </w:t>
+              <w:t>Create New Plan</w:t>
+            </w:r>
+            <w:r>
+              <w:rPr>
+                <w:sz w:val="19"/>
+              </w:rPr>
+              <w:t xml:space="preserve"> (the two prose questions, next contact, MDT review, CPN and NHS referral are required; goals are optional); the row </w:t>
             </w:r>
             <w:r>
               <w:rPr>
                 <w:b/>
                 <w:sz w:val="19"/>
               </w:rPr>
-              <w:t>Close plan</w:t>
+              <w:t>⋮</w:t>
             </w:r>
             <w:r>
               <w:rPr>
                 <w:sz w:val="19"/>
               </w:rPr>
-              <w:t xml:space="preserve"> as Completed or Superseded</w:t>
+              <w:t xml:space="preserve"> menu has </w:t>
+            </w:r>
+            <w:r>
+              <w:rPr>
+                <w:b/>
+                <w:sz w:val="19"/>
+              </w:rPr>
+              <w:t>Edit Plan</w:t>
+            </w:r>
+            <w:r>
+              <w:rPr>
+                <w:sz w:val="19"/>
+              </w:rPr>
+              <w:t xml:space="preserve">, </w:t>
+            </w:r>
+            <w:r>
+              <w:rPr>
+                <w:b/>
+                <w:sz w:val="19"/>
+              </w:rPr>
+              <w:t>Close Plan</w:t>
+            </w:r>
+            <w:r>
+              <w:rPr>
+                <w:sz w:val="19"/>
+              </w:rPr>
+              <w:t xml:space="preserve"> and </w:t>
+            </w:r>
+            <w:r>
+              <w:rPr>
+                <w:b/>
+                <w:sz w:val="19"/>
+              </w:rPr>
+              <w:t>Export Plan</w:t>
+            </w:r>
+            <w:r>
+              <w:rPr>
+                <w:sz w:val="19"/>
+              </w:rPr>
+              <w:t>; creating a plan while one is active supersedes it</w:t>
             </w:r>
           </w:p>
         </w:tc>
@@ -7373,7 +7419,7 @@
       </w:r>
       <w:r>
         <w:rPr/>
-        <w:t>Start a care plan with two goals, then close it</w:t>
+        <w:t>Create a care plan with two goals, edit it, export it, create a second plan (the first is superseded), then close it</w:t>
       </w:r>
     </w:p>
     <w:p>

--- a/docs/handover/word/EMHIP-03-Tester-Guide.docx
+++ b/docs/handover/word/EMHIP-03-Tester-Guide.docx
@@ -74,7 +74,7 @@
           <w:color w:val="6E6E6E"/>
           <w:sz w:val="22"/>
         </w:rPr>
-        <w:t>Version 1.0</w:t>
+        <w:t>Version 1.1</w:t>
       </w:r>
     </w:p>
     <w:p>
@@ -86,7 +86,7 @@
           <w:color w:val="6E6E6E"/>
           <w:sz w:val="22"/>
         </w:rPr>
-        <w:t>30 September 2026</w:t>
+        <w:t>7 October 2026</w:t>
       </w:r>
     </w:p>
     <w:p>
@@ -676,7 +676,7 @@
         <w:rPr>
           <w:b/>
         </w:rPr>
-        <w:t>Raise Urgent Flag</w:t>
+        <w:t>Raise Urgent Case</w:t>
       </w:r>
       <w:r>
         <w:rPr/>
@@ -751,7 +751,7 @@
     <w:p>
       <w:r>
         <w:rPr/>
-        <w:t>All 13 items in the feedback sheet are fixed and ready to retest. Numbers match the sheet. Record the retest result in the last column.</w:t>
+        <w:t>All 13 items in the round 1 feedback sheet are fixed and ready to retest. Numbers match that sheet. Record the retest result in the last column. The changes made on 7 October 2026 for the updated feedback sheet (Build Feedback v3) are at the end of this part, and in full in document 07b.</w:t>
       </w:r>
     </w:p>
     <w:tbl>
@@ -1027,20 +1027,7 @@
               <w:rPr>
                 <w:sz w:val="19"/>
               </w:rPr>
-              <w:t xml:space="preserve">An active case opens Urgent Case Details, which now also offers </w:t>
-            </w:r>
-            <w:r>
-              <w:rPr>
-                <w:b/>
-                <w:sz w:val="19"/>
-              </w:rPr>
-              <w:t>Open full episode record</w:t>
-            </w:r>
-            <w:r>
-              <w:rPr>
-                <w:sz w:val="19"/>
-              </w:rPr>
-              <w:t>. Resolved cases could not be clicked before; they now open their episode record</w:t>
+              <w:t>Clicking any case, active or resolved, opens it. Since 7 October 2026 it opens the full Urgent Case Record (the Urgent Case Details popup was removed for item 8 of the updated sheet)</w:t>
             </w:r>
           </w:p>
         </w:tc>
@@ -2507,8 +2494,1811 @@
       </w:r>
       <w:r>
         <w:rPr/>
-        <w:t xml:space="preserve"> the Contact History tab, the Overview's Recent activity history and the Urgent Cases timeline no longer show "Successful" against each contact, because every contact the system logs is a completed one.</w:t>
-      </w:r>
+        <w:t xml:space="preserve"> the Contact History tab, the Overview's Recent activity history and the Urgent Case Record no longer show "Successful" against each contact, because every contact the system logs is a completed one.</w:t>
+      </w:r>
+    </w:p>
+    <w:p>
+      <w:r>
+        <w:rPr>
+          <w:b/>
+        </w:rPr>
+        <w:t>Changed on 7 October 2026 (Build Feedback v3)</w:t>
+      </w:r>
+    </w:p>
+    <w:p>
+      <w:r>
+        <w:rPr/>
+        <w:t>Numbers match the updated feedback sheet (Build Feedback, updated 7 October 2026), which numbers items differently from round 1. Document 07b describes each change in full.</w:t>
+      </w:r>
+    </w:p>
+    <w:tbl>
+      <w:tblPr>
+        <w:tblW w:type="auto" w:w="0"/>
+        <w:jc w:val="left"/>
+        <w:tblLayout w:type="fixed"/>
+        <w:tblLook w:firstColumn="1" w:firstRow="1" w:lastColumn="0" w:lastRow="0" w:noHBand="0" w:noVBand="1" w:val="04A0"/>
+        <w:tblLayout w:type="fixed"/>
+        <w:tblBorders>
+          <w:top w:val="single" w:sz="4" w:space="0" w:color="D9D9D9"/>
+          <w:left w:val="single" w:sz="4" w:space="0" w:color="D9D9D9"/>
+          <w:bottom w:val="single" w:sz="4" w:space="0" w:color="D9D9D9"/>
+          <w:right w:val="single" w:sz="4" w:space="0" w:color="D9D9D9"/>
+          <w:insideH w:val="single" w:sz="4" w:space="0" w:color="D9D9D9"/>
+          <w:insideV w:val="single" w:sz="4" w:space="0" w:color="D9D9D9"/>
+        </w:tblBorders>
+        <w:tblCellMar>
+          <w:top w:w="50" w:type="dxa"/>
+          <w:bottom w:w="50" w:type="dxa"/>
+          <w:left w:w="90" w:type="dxa"/>
+          <w:right w:w="90" w:type="dxa"/>
+        </w:tblCellMar>
+      </w:tblPr>
+      <w:tblGrid>
+        <w:gridCol w:w="1882"/>
+        <w:gridCol w:w="1882"/>
+        <w:gridCol w:w="1882"/>
+        <w:gridCol w:w="1882"/>
+        <w:gridCol w:w="1882"/>
+      </w:tblGrid>
+      <w:tr>
+        <w:trPr>
+          <w:tblHeader w:val="true"/>
+          <w:cantSplit/>
+        </w:trPr>
+        <w:tc>
+          <w:tcPr>
+            <w:tcW w:type="dxa" w:w="823"/>
+            <w:shd w:val="clear" w:color="auto" w:fill="8D1B3D"/>
+          </w:tcPr>
+          <w:p>
+            <w:pPr>
+              <w:spacing w:after="0" w:line="252" w:lineRule="auto"/>
+            </w:pPr>
+            <w:r>
+              <w:rPr>
+                <w:b/>
+                <w:color w:val="FFFFFF"/>
+                <w:sz w:val="19"/>
+              </w:rPr>
+              <w:t>#</w:t>
+            </w:r>
+          </w:p>
+        </w:tc>
+        <w:tc>
+          <w:tcPr>
+            <w:tcW w:type="dxa" w:w="2218"/>
+            <w:shd w:val="clear" w:color="auto" w:fill="8D1B3D"/>
+          </w:tcPr>
+          <w:p>
+            <w:pPr>
+              <w:spacing w:after="0" w:line="252" w:lineRule="auto"/>
+            </w:pPr>
+            <w:r>
+              <w:rPr>
+                <w:b/>
+                <w:color w:val="FFFFFF"/>
+                <w:sz w:val="19"/>
+              </w:rPr>
+              <w:t>Feedback</w:t>
+            </w:r>
+          </w:p>
+        </w:tc>
+        <w:tc>
+          <w:tcPr>
+            <w:tcW w:type="dxa" w:w="2773"/>
+            <w:shd w:val="clear" w:color="auto" w:fill="8D1B3D"/>
+          </w:tcPr>
+          <w:p>
+            <w:pPr>
+              <w:spacing w:after="0" w:line="252" w:lineRule="auto"/>
+            </w:pPr>
+            <w:r>
+              <w:rPr>
+                <w:b/>
+                <w:color w:val="FFFFFF"/>
+                <w:sz w:val="19"/>
+              </w:rPr>
+              <w:t>What changed</w:t>
+            </w:r>
+          </w:p>
+        </w:tc>
+        <w:tc>
+          <w:tcPr>
+            <w:tcW w:type="dxa" w:w="2773"/>
+            <w:shd w:val="clear" w:color="auto" w:fill="8D1B3D"/>
+          </w:tcPr>
+          <w:p>
+            <w:pPr>
+              <w:spacing w:after="0" w:line="252" w:lineRule="auto"/>
+            </w:pPr>
+            <w:r>
+              <w:rPr>
+                <w:b/>
+                <w:color w:val="FFFFFF"/>
+                <w:sz w:val="19"/>
+              </w:rPr>
+              <w:t>Where to retest</w:t>
+            </w:r>
+          </w:p>
+        </w:tc>
+        <w:tc>
+          <w:tcPr>
+            <w:tcW w:type="dxa" w:w="823"/>
+            <w:shd w:val="clear" w:color="auto" w:fill="8D1B3D"/>
+          </w:tcPr>
+          <w:p>
+            <w:pPr>
+              <w:spacing w:after="0" w:line="252" w:lineRule="auto"/>
+            </w:pPr>
+            <w:r>
+              <w:rPr>
+                <w:b/>
+                <w:color w:val="FFFFFF"/>
+                <w:sz w:val="19"/>
+              </w:rPr>
+              <w:t>Retest result</w:t>
+            </w:r>
+          </w:p>
+        </w:tc>
+      </w:tr>
+      <w:tr>
+        <w:trPr>
+          <w:cantSplit/>
+        </w:trPr>
+        <w:tc>
+          <w:tcPr>
+            <w:tcW w:type="dxa" w:w="823"/>
+          </w:tcPr>
+          <w:p>
+            <w:pPr>
+              <w:spacing w:after="0" w:line="252" w:lineRule="auto"/>
+            </w:pPr>
+            <w:r>
+              <w:rPr>
+                <w:sz w:val="19"/>
+              </w:rPr>
+              <w:t>5</w:t>
+            </w:r>
+          </w:p>
+        </w:tc>
+        <w:tc>
+          <w:tcPr>
+            <w:tcW w:type="dxa" w:w="2218"/>
+          </w:tcPr>
+          <w:p>
+            <w:pPr>
+              <w:spacing w:after="0" w:line="252" w:lineRule="auto"/>
+            </w:pPr>
+            <w:r>
+              <w:rPr>
+                <w:sz w:val="19"/>
+              </w:rPr>
+              <w:t>Three names for one feature</w:t>
+            </w:r>
+          </w:p>
+        </w:tc>
+        <w:tc>
+          <w:tcPr>
+            <w:tcW w:type="dxa" w:w="2773"/>
+          </w:tcPr>
+          <w:p>
+            <w:pPr>
+              <w:spacing w:after="0" w:line="252" w:lineRule="auto"/>
+            </w:pPr>
+            <w:r>
+              <w:rPr>
+                <w:sz w:val="19"/>
+              </w:rPr>
+              <w:t xml:space="preserve">"Urgent Case" throughout: </w:t>
+            </w:r>
+            <w:r>
+              <w:rPr>
+                <w:b/>
+                <w:sz w:val="19"/>
+              </w:rPr>
+              <w:t>Raise Urgent Case</w:t>
+            </w:r>
+            <w:r>
+              <w:rPr>
+                <w:sz w:val="19"/>
+              </w:rPr>
+              <w:t xml:space="preserve">, </w:t>
+            </w:r>
+            <w:r>
+              <w:rPr>
+                <w:b/>
+                <w:sz w:val="19"/>
+              </w:rPr>
+              <w:t>View Urgent Case Record</w:t>
+            </w:r>
+            <w:r>
+              <w:rPr>
+                <w:sz w:val="19"/>
+              </w:rPr>
+              <w:t>, the Urgent Case Record, its tabs, the registration hints, reports, exports and the urgent-case email</w:t>
+            </w:r>
+          </w:p>
+        </w:tc>
+        <w:tc>
+          <w:tcPr>
+            <w:tcW w:type="dxa" w:w="2773"/>
+          </w:tcPr>
+          <w:p>
+            <w:pPr>
+              <w:spacing w:after="0" w:line="252" w:lineRule="auto"/>
+            </w:pPr>
+            <w:r>
+              <w:rPr>
+                <w:sz w:val="19"/>
+              </w:rPr>
+              <w:t>Guest record header, Urgent Cases, Reports</w:t>
+            </w:r>
+          </w:p>
+        </w:tc>
+        <w:tc>
+          <w:tcPr>
+            <w:tcW w:type="dxa" w:w="823"/>
+          </w:tcPr>
+          <w:p>
+            <w:pPr>
+              <w:spacing w:after="0" w:line="252" w:lineRule="auto"/>
+            </w:pPr>
+          </w:p>
+        </w:tc>
+      </w:tr>
+      <w:tr>
+        <w:trPr>
+          <w:cantSplit/>
+        </w:trPr>
+        <w:tc>
+          <w:tcPr>
+            <w:tcW w:type="dxa" w:w="823"/>
+            <w:shd w:val="clear" w:color="auto" w:fill="FAF6F7"/>
+          </w:tcPr>
+          <w:p>
+            <w:pPr>
+              <w:spacing w:after="0" w:line="252" w:lineRule="auto"/>
+            </w:pPr>
+            <w:r>
+              <w:rPr>
+                <w:sz w:val="19"/>
+              </w:rPr>
+              <w:t>6</w:t>
+            </w:r>
+          </w:p>
+        </w:tc>
+        <w:tc>
+          <w:tcPr>
+            <w:tcW w:type="dxa" w:w="2218"/>
+            <w:shd w:val="clear" w:color="auto" w:fill="FAF6F7"/>
+          </w:tcPr>
+          <w:p>
+            <w:pPr>
+              <w:spacing w:after="0" w:line="252" w:lineRule="auto"/>
+            </w:pPr>
+            <w:r>
+              <w:rPr>
+                <w:sz w:val="19"/>
+              </w:rPr>
+              <w:t>Add "Other" to the risk types</w:t>
+            </w:r>
+          </w:p>
+        </w:tc>
+        <w:tc>
+          <w:tcPr>
+            <w:tcW w:type="dxa" w:w="2773"/>
+            <w:shd w:val="clear" w:color="auto" w:fill="FAF6F7"/>
+          </w:tcPr>
+          <w:p>
+            <w:pPr>
+              <w:spacing w:after="0" w:line="252" w:lineRule="auto"/>
+            </w:pPr>
+            <w:r>
+              <w:rPr>
+                <w:b/>
+                <w:sz w:val="19"/>
+              </w:rPr>
+              <w:t>Other</w:t>
+            </w:r>
+            <w:r>
+              <w:rPr>
+                <w:sz w:val="19"/>
+              </w:rPr>
+              <w:t xml:space="preserve"> added; ticking it shows </w:t>
+            </w:r>
+            <w:r>
+              <w:rPr>
+                <w:b/>
+                <w:sz w:val="19"/>
+              </w:rPr>
+              <w:t>Describe the other risk</w:t>
+            </w:r>
+            <w:r>
+              <w:rPr>
+                <w:sz w:val="19"/>
+              </w:rPr>
+              <w:t>, which is required. It reads "Other: " and the description everywhere</w:t>
+            </w:r>
+          </w:p>
+        </w:tc>
+        <w:tc>
+          <w:tcPr>
+            <w:tcW w:type="dxa" w:w="2773"/>
+            <w:shd w:val="clear" w:color="auto" w:fill="FAF6F7"/>
+          </w:tcPr>
+          <w:p>
+            <w:pPr>
+              <w:spacing w:after="0" w:line="252" w:lineRule="auto"/>
+            </w:pPr>
+            <w:r>
+              <w:rPr>
+                <w:sz w:val="19"/>
+              </w:rPr>
+              <w:t>Raise Urgent Case</w:t>
+            </w:r>
+          </w:p>
+        </w:tc>
+        <w:tc>
+          <w:tcPr>
+            <w:tcW w:type="dxa" w:w="823"/>
+            <w:shd w:val="clear" w:color="auto" w:fill="FAF6F7"/>
+          </w:tcPr>
+          <w:p>
+            <w:pPr>
+              <w:spacing w:after="0" w:line="252" w:lineRule="auto"/>
+            </w:pPr>
+          </w:p>
+        </w:tc>
+      </w:tr>
+      <w:tr>
+        <w:trPr>
+          <w:cantSplit/>
+        </w:trPr>
+        <w:tc>
+          <w:tcPr>
+            <w:tcW w:type="dxa" w:w="823"/>
+          </w:tcPr>
+          <w:p>
+            <w:pPr>
+              <w:spacing w:after="0" w:line="252" w:lineRule="auto"/>
+            </w:pPr>
+            <w:r>
+              <w:rPr>
+                <w:sz w:val="19"/>
+              </w:rPr>
+              <w:t>7</w:t>
+            </w:r>
+          </w:p>
+        </w:tc>
+        <w:tc>
+          <w:tcPr>
+            <w:tcW w:type="dxa" w:w="2218"/>
+          </w:tcPr>
+          <w:p>
+            <w:pPr>
+              <w:spacing w:after="0" w:line="252" w:lineRule="auto"/>
+            </w:pPr>
+            <w:r>
+              <w:rPr>
+                <w:sz w:val="19"/>
+              </w:rPr>
+              <w:t>Notes must be compulsory</w:t>
+            </w:r>
+          </w:p>
+        </w:tc>
+        <w:tc>
+          <w:tcPr>
+            <w:tcW w:type="dxa" w:w="2773"/>
+          </w:tcPr>
+          <w:p>
+            <w:pPr>
+              <w:spacing w:after="0" w:line="252" w:lineRule="auto"/>
+            </w:pPr>
+            <w:r>
+              <w:rPr>
+                <w:b/>
+                <w:sz w:val="19"/>
+              </w:rPr>
+              <w:t>Urgent case notes</w:t>
+            </w:r>
+            <w:r>
+              <w:rPr>
+                <w:sz w:val="19"/>
+              </w:rPr>
+              <w:t xml:space="preserve"> are required; </w:t>
+            </w:r>
+            <w:r>
+              <w:rPr>
+                <w:b/>
+                <w:sz w:val="19"/>
+              </w:rPr>
+              <w:t>Raise urgent case</w:t>
+            </w:r>
+            <w:r>
+              <w:rPr>
+                <w:sz w:val="19"/>
+              </w:rPr>
+              <w:t xml:space="preserve"> stays greyed out until they are entered, and the server also refuses a case without notes</w:t>
+            </w:r>
+          </w:p>
+        </w:tc>
+        <w:tc>
+          <w:tcPr>
+            <w:tcW w:type="dxa" w:w="2773"/>
+          </w:tcPr>
+          <w:p>
+            <w:pPr>
+              <w:spacing w:after="0" w:line="252" w:lineRule="auto"/>
+            </w:pPr>
+            <w:r>
+              <w:rPr>
+                <w:sz w:val="19"/>
+              </w:rPr>
+              <w:t>Raise Urgent Case</w:t>
+            </w:r>
+          </w:p>
+        </w:tc>
+        <w:tc>
+          <w:tcPr>
+            <w:tcW w:type="dxa" w:w="823"/>
+          </w:tcPr>
+          <w:p>
+            <w:pPr>
+              <w:spacing w:after="0" w:line="252" w:lineRule="auto"/>
+            </w:pPr>
+          </w:p>
+        </w:tc>
+      </w:tr>
+      <w:tr>
+        <w:trPr>
+          <w:cantSplit/>
+        </w:trPr>
+        <w:tc>
+          <w:tcPr>
+            <w:tcW w:type="dxa" w:w="823"/>
+            <w:shd w:val="clear" w:color="auto" w:fill="FAF6F7"/>
+          </w:tcPr>
+          <w:p>
+            <w:pPr>
+              <w:spacing w:after="0" w:line="252" w:lineRule="auto"/>
+            </w:pPr>
+            <w:r>
+              <w:rPr>
+                <w:sz w:val="19"/>
+              </w:rPr>
+              <w:t>8</w:t>
+            </w:r>
+          </w:p>
+        </w:tc>
+        <w:tc>
+          <w:tcPr>
+            <w:tcW w:type="dxa" w:w="2218"/>
+            <w:shd w:val="clear" w:color="auto" w:fill="FAF6F7"/>
+          </w:tcPr>
+          <w:p>
+            <w:pPr>
+              <w:spacing w:after="0" w:line="252" w:lineRule="auto"/>
+            </w:pPr>
+            <w:r>
+              <w:rPr>
+                <w:sz w:val="19"/>
+              </w:rPr>
+              <w:t>Remove the popup on the Urgent Cases dashboard</w:t>
+            </w:r>
+          </w:p>
+        </w:tc>
+        <w:tc>
+          <w:tcPr>
+            <w:tcW w:type="dxa" w:w="2773"/>
+            <w:shd w:val="clear" w:color="auto" w:fill="FAF6F7"/>
+          </w:tcPr>
+          <w:p>
+            <w:pPr>
+              <w:spacing w:after="0" w:line="252" w:lineRule="auto"/>
+            </w:pPr>
+            <w:r>
+              <w:rPr>
+                <w:sz w:val="19"/>
+              </w:rPr>
+              <w:t>The Urgent Case Details popup is gone. Clicking a case opens the Urgent Case Record</w:t>
+            </w:r>
+          </w:p>
+        </w:tc>
+        <w:tc>
+          <w:tcPr>
+            <w:tcW w:type="dxa" w:w="2773"/>
+            <w:shd w:val="clear" w:color="auto" w:fill="FAF6F7"/>
+          </w:tcPr>
+          <w:p>
+            <w:pPr>
+              <w:spacing w:after="0" w:line="252" w:lineRule="auto"/>
+            </w:pPr>
+            <w:r>
+              <w:rPr>
+                <w:sz w:val="19"/>
+              </w:rPr>
+              <w:t>Urgent Cases</w:t>
+            </w:r>
+          </w:p>
+        </w:tc>
+        <w:tc>
+          <w:tcPr>
+            <w:tcW w:type="dxa" w:w="823"/>
+            <w:shd w:val="clear" w:color="auto" w:fill="FAF6F7"/>
+          </w:tcPr>
+          <w:p>
+            <w:pPr>
+              <w:spacing w:after="0" w:line="252" w:lineRule="auto"/>
+            </w:pPr>
+          </w:p>
+        </w:tc>
+      </w:tr>
+      <w:tr>
+        <w:trPr>
+          <w:cantSplit/>
+        </w:trPr>
+        <w:tc>
+          <w:tcPr>
+            <w:tcW w:type="dxa" w:w="823"/>
+          </w:tcPr>
+          <w:p>
+            <w:pPr>
+              <w:spacing w:after="0" w:line="252" w:lineRule="auto"/>
+            </w:pPr>
+            <w:r>
+              <w:rPr>
+                <w:sz w:val="19"/>
+              </w:rPr>
+              <w:t>9</w:t>
+            </w:r>
+          </w:p>
+        </w:tc>
+        <w:tc>
+          <w:tcPr>
+            <w:tcW w:type="dxa" w:w="2218"/>
+          </w:tcPr>
+          <w:p>
+            <w:pPr>
+              <w:spacing w:after="0" w:line="252" w:lineRule="auto"/>
+            </w:pPr>
+            <w:r>
+              <w:rPr>
+                <w:sz w:val="19"/>
+              </w:rPr>
+              <w:t>Rename View Crisis Episode</w:t>
+            </w:r>
+          </w:p>
+        </w:tc>
+        <w:tc>
+          <w:tcPr>
+            <w:tcW w:type="dxa" w:w="2773"/>
+          </w:tcPr>
+          <w:p>
+            <w:pPr>
+              <w:spacing w:after="0" w:line="252" w:lineRule="auto"/>
+            </w:pPr>
+            <w:r>
+              <w:rPr>
+                <w:sz w:val="19"/>
+              </w:rPr>
+              <w:t xml:space="preserve">The button reads </w:t>
+            </w:r>
+            <w:r>
+              <w:rPr>
+                <w:b/>
+                <w:sz w:val="19"/>
+              </w:rPr>
+              <w:t>View Urgent Case Record</w:t>
+            </w:r>
+            <w:r>
+              <w:rPr>
+                <w:sz w:val="19"/>
+              </w:rPr>
+              <w:t>, on open and resolved rows</w:t>
+            </w:r>
+          </w:p>
+        </w:tc>
+        <w:tc>
+          <w:tcPr>
+            <w:tcW w:type="dxa" w:w="2773"/>
+          </w:tcPr>
+          <w:p>
+            <w:pPr>
+              <w:spacing w:after="0" w:line="252" w:lineRule="auto"/>
+            </w:pPr>
+            <w:r>
+              <w:rPr>
+                <w:sz w:val="19"/>
+              </w:rPr>
+              <w:t>Urgent Cases</w:t>
+            </w:r>
+          </w:p>
+        </w:tc>
+        <w:tc>
+          <w:tcPr>
+            <w:tcW w:type="dxa" w:w="823"/>
+          </w:tcPr>
+          <w:p>
+            <w:pPr>
+              <w:spacing w:after="0" w:line="252" w:lineRule="auto"/>
+            </w:pPr>
+          </w:p>
+        </w:tc>
+      </w:tr>
+      <w:tr>
+        <w:trPr>
+          <w:cantSplit/>
+        </w:trPr>
+        <w:tc>
+          <w:tcPr>
+            <w:tcW w:type="dxa" w:w="823"/>
+            <w:shd w:val="clear" w:color="auto" w:fill="FAF6F7"/>
+          </w:tcPr>
+          <w:p>
+            <w:pPr>
+              <w:spacing w:after="0" w:line="252" w:lineRule="auto"/>
+            </w:pPr>
+            <w:r>
+              <w:rPr>
+                <w:sz w:val="19"/>
+              </w:rPr>
+              <w:t>10</w:t>
+            </w:r>
+          </w:p>
+        </w:tc>
+        <w:tc>
+          <w:tcPr>
+            <w:tcW w:type="dxa" w:w="2218"/>
+            <w:shd w:val="clear" w:color="auto" w:fill="FAF6F7"/>
+          </w:tcPr>
+          <w:p>
+            <w:pPr>
+              <w:spacing w:after="0" w:line="252" w:lineRule="auto"/>
+            </w:pPr>
+            <w:r>
+              <w:rPr>
+                <w:sz w:val="19"/>
+              </w:rPr>
+              <w:t>Flag raised by shows System Administrator</w:t>
+            </w:r>
+          </w:p>
+        </w:tc>
+        <w:tc>
+          <w:tcPr>
+            <w:tcW w:type="dxa" w:w="2773"/>
+            <w:shd w:val="clear" w:color="auto" w:fill="FAF6F7"/>
+          </w:tcPr>
+          <w:p>
+            <w:pPr>
+              <w:spacing w:after="0" w:line="252" w:lineRule="auto"/>
+            </w:pPr>
+            <w:r>
+              <w:rPr>
+                <w:sz w:val="19"/>
+              </w:rPr>
+              <w:t>The record shows the account that raised the case. It showed System Administrator because testing used the shared bootstrap Admin account, which has that name. Test with named accounts</w:t>
+            </w:r>
+          </w:p>
+        </w:tc>
+        <w:tc>
+          <w:tcPr>
+            <w:tcW w:type="dxa" w:w="2773"/>
+            <w:shd w:val="clear" w:color="auto" w:fill="FAF6F7"/>
+          </w:tcPr>
+          <w:p>
+            <w:pPr>
+              <w:spacing w:after="0" w:line="252" w:lineRule="auto"/>
+            </w:pPr>
+            <w:r>
+              <w:rPr>
+                <w:sz w:val="19"/>
+              </w:rPr>
+              <w:t xml:space="preserve">Raise a case while signed in as yourself; check </w:t>
+            </w:r>
+            <w:r>
+              <w:rPr>
+                <w:b/>
+                <w:sz w:val="19"/>
+              </w:rPr>
+              <w:t>Flag raised by</w:t>
+            </w:r>
+          </w:p>
+        </w:tc>
+        <w:tc>
+          <w:tcPr>
+            <w:tcW w:type="dxa" w:w="823"/>
+            <w:shd w:val="clear" w:color="auto" w:fill="FAF6F7"/>
+          </w:tcPr>
+          <w:p>
+            <w:pPr>
+              <w:spacing w:after="0" w:line="252" w:lineRule="auto"/>
+            </w:pPr>
+          </w:p>
+        </w:tc>
+      </w:tr>
+      <w:tr>
+        <w:trPr>
+          <w:cantSplit/>
+        </w:trPr>
+        <w:tc>
+          <w:tcPr>
+            <w:tcW w:type="dxa" w:w="823"/>
+          </w:tcPr>
+          <w:p>
+            <w:pPr>
+              <w:spacing w:after="0" w:line="252" w:lineRule="auto"/>
+            </w:pPr>
+            <w:r>
+              <w:rPr>
+                <w:sz w:val="19"/>
+              </w:rPr>
+              <w:t>11</w:t>
+            </w:r>
+          </w:p>
+        </w:tc>
+        <w:tc>
+          <w:tcPr>
+            <w:tcW w:type="dxa" w:w="2218"/>
+          </w:tcPr>
+          <w:p>
+            <w:pPr>
+              <w:spacing w:after="0" w:line="252" w:lineRule="auto"/>
+            </w:pPr>
+            <w:r>
+              <w:rPr>
+                <w:sz w:val="19"/>
+              </w:rPr>
+              <w:t>Remove Escalate to CMHT</w:t>
+            </w:r>
+          </w:p>
+        </w:tc>
+        <w:tc>
+          <w:tcPr>
+            <w:tcW w:type="dxa" w:w="2773"/>
+          </w:tcPr>
+          <w:p>
+            <w:pPr>
+              <w:spacing w:after="0" w:line="252" w:lineRule="auto"/>
+            </w:pPr>
+            <w:r>
+              <w:rPr>
+                <w:sz w:val="19"/>
+              </w:rPr>
+              <w:t>Replaced by a Yes or No record of whether the CMHT or another NHS team was contacted: who, when, called by and what was said</w:t>
+            </w:r>
+          </w:p>
+        </w:tc>
+        <w:tc>
+          <w:tcPr>
+            <w:tcW w:type="dxa" w:w="2773"/>
+          </w:tcPr>
+          <w:p>
+            <w:pPr>
+              <w:spacing w:after="0" w:line="252" w:lineRule="auto"/>
+            </w:pPr>
+            <w:r>
+              <w:rPr>
+                <w:sz w:val="19"/>
+              </w:rPr>
+              <w:t>Urgent Case Record, Actions taken</w:t>
+            </w:r>
+          </w:p>
+        </w:tc>
+        <w:tc>
+          <w:tcPr>
+            <w:tcW w:type="dxa" w:w="823"/>
+          </w:tcPr>
+          <w:p>
+            <w:pPr>
+              <w:spacing w:after="0" w:line="252" w:lineRule="auto"/>
+            </w:pPr>
+          </w:p>
+        </w:tc>
+      </w:tr>
+      <w:tr>
+        <w:trPr>
+          <w:cantSplit/>
+        </w:trPr>
+        <w:tc>
+          <w:tcPr>
+            <w:tcW w:type="dxa" w:w="823"/>
+            <w:shd w:val="clear" w:color="auto" w:fill="FAF6F7"/>
+          </w:tcPr>
+          <w:p>
+            <w:pPr>
+              <w:spacing w:after="0" w:line="252" w:lineRule="auto"/>
+            </w:pPr>
+            <w:r>
+              <w:rPr>
+                <w:sz w:val="19"/>
+              </w:rPr>
+              <w:t>13</w:t>
+            </w:r>
+          </w:p>
+        </w:tc>
+        <w:tc>
+          <w:tcPr>
+            <w:tcW w:type="dxa" w:w="2218"/>
+            <w:shd w:val="clear" w:color="auto" w:fill="FAF6F7"/>
+          </w:tcPr>
+          <w:p>
+            <w:pPr>
+              <w:spacing w:after="0" w:line="252" w:lineRule="auto"/>
+            </w:pPr>
+            <w:r>
+              <w:rPr>
+                <w:sz w:val="19"/>
+              </w:rPr>
+              <w:t>Rename the Episode tabs</w:t>
+            </w:r>
+          </w:p>
+        </w:tc>
+        <w:tc>
+          <w:tcPr>
+            <w:tcW w:type="dxa" w:w="2773"/>
+            <w:shd w:val="clear" w:color="auto" w:fill="FAF6F7"/>
+          </w:tcPr>
+          <w:p>
+            <w:pPr>
+              <w:spacing w:after="0" w:line="252" w:lineRule="auto"/>
+            </w:pPr>
+            <w:r>
+              <w:rPr>
+                <w:b/>
+                <w:sz w:val="19"/>
+              </w:rPr>
+              <w:t>Urgent Case 1</w:t>
+            </w:r>
+            <w:r>
+              <w:rPr>
+                <w:sz w:val="19"/>
+              </w:rPr>
+              <w:t xml:space="preserve">, </w:t>
+            </w:r>
+            <w:r>
+              <w:rPr>
+                <w:b/>
+                <w:sz w:val="19"/>
+              </w:rPr>
+              <w:t>Urgent Case 2</w:t>
+            </w:r>
+          </w:p>
+        </w:tc>
+        <w:tc>
+          <w:tcPr>
+            <w:tcW w:type="dxa" w:w="2773"/>
+            <w:shd w:val="clear" w:color="auto" w:fill="FAF6F7"/>
+          </w:tcPr>
+          <w:p>
+            <w:pPr>
+              <w:spacing w:after="0" w:line="252" w:lineRule="auto"/>
+            </w:pPr>
+            <w:r>
+              <w:rPr>
+                <w:sz w:val="19"/>
+              </w:rPr>
+              <w:t>Urgent Case Record</w:t>
+            </w:r>
+          </w:p>
+        </w:tc>
+        <w:tc>
+          <w:tcPr>
+            <w:tcW w:type="dxa" w:w="823"/>
+            <w:shd w:val="clear" w:color="auto" w:fill="FAF6F7"/>
+          </w:tcPr>
+          <w:p>
+            <w:pPr>
+              <w:spacing w:after="0" w:line="252" w:lineRule="auto"/>
+            </w:pPr>
+          </w:p>
+        </w:tc>
+      </w:tr>
+      <w:tr>
+        <w:trPr>
+          <w:cantSplit/>
+        </w:trPr>
+        <w:tc>
+          <w:tcPr>
+            <w:tcW w:type="dxa" w:w="823"/>
+          </w:tcPr>
+          <w:p>
+            <w:pPr>
+              <w:spacing w:after="0" w:line="252" w:lineRule="auto"/>
+            </w:pPr>
+            <w:r>
+              <w:rPr>
+                <w:sz w:val="19"/>
+              </w:rPr>
+              <w:t>14</w:t>
+            </w:r>
+          </w:p>
+        </w:tc>
+        <w:tc>
+          <w:tcPr>
+            <w:tcW w:type="dxa" w:w="2218"/>
+          </w:tcPr>
+          <w:p>
+            <w:pPr>
+              <w:spacing w:after="0" w:line="252" w:lineRule="auto"/>
+            </w:pPr>
+            <w:r>
+              <w:rPr>
+                <w:sz w:val="19"/>
+              </w:rPr>
+              <w:t>Remove the risk checkboxes from Clinical Details</w:t>
+            </w:r>
+          </w:p>
+        </w:tc>
+        <w:tc>
+          <w:tcPr>
+            <w:tcW w:type="dxa" w:w="2773"/>
+          </w:tcPr>
+          <w:p>
+            <w:pPr>
+              <w:spacing w:after="0" w:line="252" w:lineRule="auto"/>
+            </w:pPr>
+            <w:r>
+              <w:rPr>
+                <w:sz w:val="19"/>
+              </w:rPr>
+              <w:t xml:space="preserve">Removed, with </w:t>
+            </w:r>
+            <w:r>
+              <w:rPr>
+                <w:b/>
+                <w:sz w:val="19"/>
+              </w:rPr>
+              <w:t>Record assessment</w:t>
+            </w:r>
+            <w:r>
+              <w:rPr>
+                <w:sz w:val="19"/>
+              </w:rPr>
+              <w:t xml:space="preserve"> and </w:t>
+            </w:r>
+            <w:r>
+              <w:rPr>
+                <w:b/>
+                <w:sz w:val="19"/>
+              </w:rPr>
+              <w:t>Save assessment</w:t>
+            </w:r>
+            <w:r>
+              <w:rPr>
+                <w:sz w:val="19"/>
+              </w:rPr>
+              <w:t xml:space="preserve">; urgent cases are raised only with </w:t>
+            </w:r>
+            <w:r>
+              <w:rPr>
+                <w:b/>
+                <w:sz w:val="19"/>
+              </w:rPr>
+              <w:t>Raise Urgent Case</w:t>
+            </w:r>
+          </w:p>
+        </w:tc>
+        <w:tc>
+          <w:tcPr>
+            <w:tcW w:type="dxa" w:w="2773"/>
+          </w:tcPr>
+          <w:p>
+            <w:pPr>
+              <w:spacing w:after="0" w:line="252" w:lineRule="auto"/>
+            </w:pPr>
+            <w:r>
+              <w:rPr>
+                <w:sz w:val="19"/>
+              </w:rPr>
+              <w:t>Clinical Details</w:t>
+            </w:r>
+          </w:p>
+        </w:tc>
+        <w:tc>
+          <w:tcPr>
+            <w:tcW w:type="dxa" w:w="823"/>
+          </w:tcPr>
+          <w:p>
+            <w:pPr>
+              <w:spacing w:after="0" w:line="252" w:lineRule="auto"/>
+            </w:pPr>
+          </w:p>
+        </w:tc>
+      </w:tr>
+      <w:tr>
+        <w:trPr>
+          <w:cantSplit/>
+        </w:trPr>
+        <w:tc>
+          <w:tcPr>
+            <w:tcW w:type="dxa" w:w="823"/>
+            <w:shd w:val="clear" w:color="auto" w:fill="FAF6F7"/>
+          </w:tcPr>
+          <w:p>
+            <w:pPr>
+              <w:spacing w:after="0" w:line="252" w:lineRule="auto"/>
+            </w:pPr>
+            <w:r>
+              <w:rPr>
+                <w:sz w:val="19"/>
+              </w:rPr>
+              <w:t>15</w:t>
+            </w:r>
+          </w:p>
+        </w:tc>
+        <w:tc>
+          <w:tcPr>
+            <w:tcW w:type="dxa" w:w="2218"/>
+            <w:shd w:val="clear" w:color="auto" w:fill="FAF6F7"/>
+          </w:tcPr>
+          <w:p>
+            <w:pPr>
+              <w:spacing w:after="0" w:line="252" w:lineRule="auto"/>
+            </w:pPr>
+            <w:r>
+              <w:rPr>
+                <w:sz w:val="19"/>
+              </w:rPr>
+              <w:t>Make Immediate risk flag read-only</w:t>
+            </w:r>
+          </w:p>
+        </w:tc>
+        <w:tc>
+          <w:tcPr>
+            <w:tcW w:type="dxa" w:w="2773"/>
+            <w:shd w:val="clear" w:color="auto" w:fill="FAF6F7"/>
+          </w:tcPr>
+          <w:p>
+            <w:pPr>
+              <w:spacing w:after="0" w:line="252" w:lineRule="auto"/>
+            </w:pPr>
+            <w:r>
+              <w:rPr>
+                <w:sz w:val="19"/>
+              </w:rPr>
+              <w:t>It fills itself in from the guest's urgent cases, with the dates</w:t>
+            </w:r>
+          </w:p>
+        </w:tc>
+        <w:tc>
+          <w:tcPr>
+            <w:tcW w:type="dxa" w:w="2773"/>
+            <w:shd w:val="clear" w:color="auto" w:fill="FAF6F7"/>
+          </w:tcPr>
+          <w:p>
+            <w:pPr>
+              <w:spacing w:after="0" w:line="252" w:lineRule="auto"/>
+            </w:pPr>
+            <w:r>
+              <w:rPr>
+                <w:sz w:val="19"/>
+              </w:rPr>
+              <w:t>Clinical Details</w:t>
+            </w:r>
+          </w:p>
+        </w:tc>
+        <w:tc>
+          <w:tcPr>
+            <w:tcW w:type="dxa" w:w="823"/>
+            <w:shd w:val="clear" w:color="auto" w:fill="FAF6F7"/>
+          </w:tcPr>
+          <w:p>
+            <w:pPr>
+              <w:spacing w:after="0" w:line="252" w:lineRule="auto"/>
+            </w:pPr>
+          </w:p>
+        </w:tc>
+      </w:tr>
+      <w:tr>
+        <w:trPr>
+          <w:cantSplit/>
+        </w:trPr>
+        <w:tc>
+          <w:tcPr>
+            <w:tcW w:type="dxa" w:w="823"/>
+          </w:tcPr>
+          <w:p>
+            <w:pPr>
+              <w:spacing w:after="0" w:line="252" w:lineRule="auto"/>
+            </w:pPr>
+            <w:r>
+              <w:rPr>
+                <w:sz w:val="19"/>
+              </w:rPr>
+              <w:t>16</w:t>
+            </w:r>
+          </w:p>
+        </w:tc>
+        <w:tc>
+          <w:tcPr>
+            <w:tcW w:type="dxa" w:w="2218"/>
+          </w:tcPr>
+          <w:p>
+            <w:pPr>
+              <w:spacing w:after="0" w:line="252" w:lineRule="auto"/>
+            </w:pPr>
+            <w:r>
+              <w:rPr>
+                <w:sz w:val="19"/>
+              </w:rPr>
+              <w:t>Show the contact type in Contact History</w:t>
+            </w:r>
+          </w:p>
+        </w:tc>
+        <w:tc>
+          <w:tcPr>
+            <w:tcW w:type="dxa" w:w="2773"/>
+          </w:tcPr>
+          <w:p>
+            <w:pPr>
+              <w:spacing w:after="0" w:line="252" w:lineRule="auto"/>
+            </w:pPr>
+            <w:r>
+              <w:rPr>
+                <w:sz w:val="19"/>
+              </w:rPr>
+              <w:t>Each row leads with Casework, Activity, Hospitality, AFA or CPN contact; the method is the smaller detail</w:t>
+            </w:r>
+          </w:p>
+        </w:tc>
+        <w:tc>
+          <w:tcPr>
+            <w:tcW w:type="dxa" w:w="2773"/>
+          </w:tcPr>
+          <w:p>
+            <w:pPr>
+              <w:spacing w:after="0" w:line="252" w:lineRule="auto"/>
+            </w:pPr>
+            <w:r>
+              <w:rPr>
+                <w:sz w:val="19"/>
+              </w:rPr>
+              <w:t>Guest record, Contact History tab</w:t>
+            </w:r>
+          </w:p>
+        </w:tc>
+        <w:tc>
+          <w:tcPr>
+            <w:tcW w:type="dxa" w:w="823"/>
+          </w:tcPr>
+          <w:p>
+            <w:pPr>
+              <w:spacing w:after="0" w:line="252" w:lineRule="auto"/>
+            </w:pPr>
+          </w:p>
+        </w:tc>
+      </w:tr>
+      <w:tr>
+        <w:trPr>
+          <w:cantSplit/>
+        </w:trPr>
+        <w:tc>
+          <w:tcPr>
+            <w:tcW w:type="dxa" w:w="823"/>
+            <w:shd w:val="clear" w:color="auto" w:fill="FAF6F7"/>
+          </w:tcPr>
+          <w:p>
+            <w:pPr>
+              <w:spacing w:after="0" w:line="252" w:lineRule="auto"/>
+            </w:pPr>
+            <w:r>
+              <w:rPr>
+                <w:sz w:val="19"/>
+              </w:rPr>
+              <w:t>19</w:t>
+            </w:r>
+          </w:p>
+        </w:tc>
+        <w:tc>
+          <w:tcPr>
+            <w:tcW w:type="dxa" w:w="2218"/>
+            <w:shd w:val="clear" w:color="auto" w:fill="FAF6F7"/>
+          </w:tcPr>
+          <w:p>
+            <w:pPr>
+              <w:spacing w:after="0" w:line="252" w:lineRule="auto"/>
+            </w:pPr>
+            <w:r>
+              <w:rPr>
+                <w:sz w:val="19"/>
+              </w:rPr>
+              <w:t>Separate Casework Notes tab</w:t>
+            </w:r>
+          </w:p>
+        </w:tc>
+        <w:tc>
+          <w:tcPr>
+            <w:tcW w:type="dxa" w:w="2773"/>
+            <w:shd w:val="clear" w:color="auto" w:fill="FAF6F7"/>
+          </w:tcPr>
+          <w:p>
+            <w:pPr>
+              <w:spacing w:after="0" w:line="252" w:lineRule="auto"/>
+            </w:pPr>
+            <w:r>
+              <w:rPr>
+                <w:sz w:val="19"/>
+              </w:rPr>
+              <w:t xml:space="preserve">New </w:t>
+            </w:r>
+            <w:r>
+              <w:rPr>
+                <w:b/>
+                <w:sz w:val="19"/>
+              </w:rPr>
+              <w:t>Casework Notes</w:t>
+            </w:r>
+            <w:r>
+              <w:rPr>
+                <w:sz w:val="19"/>
+              </w:rPr>
+              <w:t xml:space="preserve"> tab after Contact History, with Casework notes only</w:t>
+            </w:r>
+          </w:p>
+        </w:tc>
+        <w:tc>
+          <w:tcPr>
+            <w:tcW w:type="dxa" w:w="2773"/>
+            <w:shd w:val="clear" w:color="auto" w:fill="FAF6F7"/>
+          </w:tcPr>
+          <w:p>
+            <w:pPr>
+              <w:spacing w:after="0" w:line="252" w:lineRule="auto"/>
+            </w:pPr>
+            <w:r>
+              <w:rPr>
+                <w:sz w:val="19"/>
+              </w:rPr>
+              <w:t>Guest record</w:t>
+            </w:r>
+          </w:p>
+        </w:tc>
+        <w:tc>
+          <w:tcPr>
+            <w:tcW w:type="dxa" w:w="823"/>
+            <w:shd w:val="clear" w:color="auto" w:fill="FAF6F7"/>
+          </w:tcPr>
+          <w:p>
+            <w:pPr>
+              <w:spacing w:after="0" w:line="252" w:lineRule="auto"/>
+            </w:pPr>
+          </w:p>
+        </w:tc>
+      </w:tr>
+      <w:tr>
+        <w:trPr>
+          <w:cantSplit/>
+        </w:trPr>
+        <w:tc>
+          <w:tcPr>
+            <w:tcW w:type="dxa" w:w="823"/>
+          </w:tcPr>
+          <w:p>
+            <w:pPr>
+              <w:spacing w:after="0" w:line="252" w:lineRule="auto"/>
+            </w:pPr>
+            <w:r>
+              <w:rPr>
+                <w:sz w:val="19"/>
+              </w:rPr>
+              <w:t>21</w:t>
+            </w:r>
+          </w:p>
+        </w:tc>
+        <w:tc>
+          <w:tcPr>
+            <w:tcW w:type="dxa" w:w="2218"/>
+          </w:tcPr>
+          <w:p>
+            <w:pPr>
+              <w:spacing w:after="0" w:line="252" w:lineRule="auto"/>
+            </w:pPr>
+            <w:r>
+              <w:rPr>
+                <w:sz w:val="19"/>
+              </w:rPr>
+              <w:t>Care plan status labels are grey</w:t>
+            </w:r>
+          </w:p>
+        </w:tc>
+        <w:tc>
+          <w:tcPr>
+            <w:tcW w:type="dxa" w:w="2773"/>
+          </w:tcPr>
+          <w:p>
+            <w:pPr>
+              <w:spacing w:after="0" w:line="252" w:lineRule="auto"/>
+            </w:pPr>
+            <w:r>
+              <w:rPr>
+                <w:sz w:val="19"/>
+              </w:rPr>
+              <w:t>Active is green and Closed is blue</w:t>
+            </w:r>
+          </w:p>
+        </w:tc>
+        <w:tc>
+          <w:tcPr>
+            <w:tcW w:type="dxa" w:w="2773"/>
+          </w:tcPr>
+          <w:p>
+            <w:pPr>
+              <w:spacing w:after="0" w:line="252" w:lineRule="auto"/>
+            </w:pPr>
+            <w:r>
+              <w:rPr>
+                <w:sz w:val="19"/>
+              </w:rPr>
+              <w:t>Care Plan tab</w:t>
+            </w:r>
+          </w:p>
+        </w:tc>
+        <w:tc>
+          <w:tcPr>
+            <w:tcW w:type="dxa" w:w="823"/>
+          </w:tcPr>
+          <w:p>
+            <w:pPr>
+              <w:spacing w:after="0" w:line="252" w:lineRule="auto"/>
+            </w:pPr>
+          </w:p>
+        </w:tc>
+      </w:tr>
+      <w:tr>
+        <w:trPr>
+          <w:cantSplit/>
+        </w:trPr>
+        <w:tc>
+          <w:tcPr>
+            <w:tcW w:type="dxa" w:w="823"/>
+            <w:shd w:val="clear" w:color="auto" w:fill="FAF6F7"/>
+          </w:tcPr>
+          <w:p>
+            <w:pPr>
+              <w:spacing w:after="0" w:line="252" w:lineRule="auto"/>
+            </w:pPr>
+            <w:r>
+              <w:rPr>
+                <w:sz w:val="19"/>
+              </w:rPr>
+              <w:t>23</w:t>
+            </w:r>
+          </w:p>
+        </w:tc>
+        <w:tc>
+          <w:tcPr>
+            <w:tcW w:type="dxa" w:w="2218"/>
+            <w:shd w:val="clear" w:color="auto" w:fill="FAF6F7"/>
+          </w:tcPr>
+          <w:p>
+            <w:pPr>
+              <w:spacing w:after="0" w:line="252" w:lineRule="auto"/>
+            </w:pPr>
+            <w:r>
+              <w:rPr>
+                <w:sz w:val="19"/>
+              </w:rPr>
+              <w:t>Recycle bin and the NHS 8-year minimum</w:t>
+            </w:r>
+          </w:p>
+        </w:tc>
+        <w:tc>
+          <w:tcPr>
+            <w:tcW w:type="dxa" w:w="2773"/>
+            <w:shd w:val="clear" w:color="auto" w:fill="FAF6F7"/>
+          </w:tcPr>
+          <w:p>
+            <w:pPr>
+              <w:spacing w:after="0" w:line="252" w:lineRule="auto"/>
+            </w:pPr>
+            <w:r>
+              <w:rPr>
+                <w:sz w:val="19"/>
+              </w:rPr>
+              <w:t>Nothing is purged automatically. No document can be permanently deleted within 8 years of upload; retention dates are at least upload plus 8 years</w:t>
+            </w:r>
+          </w:p>
+        </w:tc>
+        <w:tc>
+          <w:tcPr>
+            <w:tcW w:type="dxa" w:w="2773"/>
+            <w:shd w:val="clear" w:color="auto" w:fill="FAF6F7"/>
+          </w:tcPr>
+          <w:p>
+            <w:pPr>
+              <w:spacing w:after="0" w:line="252" w:lineRule="auto"/>
+            </w:pPr>
+            <w:r>
+              <w:rPr>
+                <w:sz w:val="19"/>
+              </w:rPr>
+              <w:t>Documents tab and recycle bin; Settings, Uploads</w:t>
+            </w:r>
+          </w:p>
+        </w:tc>
+        <w:tc>
+          <w:tcPr>
+            <w:tcW w:type="dxa" w:w="823"/>
+            <w:shd w:val="clear" w:color="auto" w:fill="FAF6F7"/>
+          </w:tcPr>
+          <w:p>
+            <w:pPr>
+              <w:spacing w:after="0" w:line="252" w:lineRule="auto"/>
+            </w:pPr>
+          </w:p>
+        </w:tc>
+      </w:tr>
+      <w:tr>
+        <w:trPr>
+          <w:cantSplit/>
+        </w:trPr>
+        <w:tc>
+          <w:tcPr>
+            <w:tcW w:type="dxa" w:w="823"/>
+          </w:tcPr>
+          <w:p>
+            <w:pPr>
+              <w:spacing w:after="0" w:line="252" w:lineRule="auto"/>
+            </w:pPr>
+            <w:r>
+              <w:rPr>
+                <w:sz w:val="19"/>
+              </w:rPr>
+              <w:t>–</w:t>
+            </w:r>
+          </w:p>
+        </w:tc>
+        <w:tc>
+          <w:tcPr>
+            <w:tcW w:type="dxa" w:w="2218"/>
+          </w:tcPr>
+          <w:p>
+            <w:pPr>
+              <w:spacing w:after="0" w:line="252" w:lineRule="auto"/>
+            </w:pPr>
+            <w:r>
+              <w:rPr>
+                <w:sz w:val="19"/>
+              </w:rPr>
+              <w:t>Profile Completion wording</w:t>
+            </w:r>
+          </w:p>
+        </w:tc>
+        <w:tc>
+          <w:tcPr>
+            <w:tcW w:type="dxa" w:w="2773"/>
+          </w:tcPr>
+          <w:p>
+            <w:pPr>
+              <w:spacing w:after="0" w:line="252" w:lineRule="auto"/>
+            </w:pPr>
+            <w:r>
+              <w:rPr>
+                <w:b/>
+                <w:sz w:val="19"/>
+              </w:rPr>
+              <w:t>Complete</w:t>
+            </w:r>
+            <w:r>
+              <w:rPr>
+                <w:sz w:val="19"/>
+              </w:rPr>
+              <w:t xml:space="preserve"> and </w:t>
+            </w:r>
+            <w:r>
+              <w:rPr>
+                <w:b/>
+                <w:sz w:val="19"/>
+              </w:rPr>
+              <w:t>Incomplete</w:t>
+            </w:r>
+            <w:r>
+              <w:rPr>
+                <w:sz w:val="19"/>
+              </w:rPr>
+              <w:t xml:space="preserve"> instead of Completed and Pending; the button reads </w:t>
+            </w:r>
+            <w:r>
+              <w:rPr>
+                <w:b/>
+                <w:sz w:val="19"/>
+              </w:rPr>
+              <w:t>Complete now</w:t>
+            </w:r>
+          </w:p>
+        </w:tc>
+        <w:tc>
+          <w:tcPr>
+            <w:tcW w:type="dxa" w:w="2773"/>
+          </w:tcPr>
+          <w:p>
+            <w:pPr>
+              <w:spacing w:after="0" w:line="252" w:lineRule="auto"/>
+            </w:pPr>
+            <w:r>
+              <w:rPr>
+                <w:sz w:val="19"/>
+              </w:rPr>
+              <w:t>Demographics tab</w:t>
+            </w:r>
+          </w:p>
+        </w:tc>
+        <w:tc>
+          <w:tcPr>
+            <w:tcW w:type="dxa" w:w="823"/>
+          </w:tcPr>
+          <w:p>
+            <w:pPr>
+              <w:spacing w:after="0" w:line="252" w:lineRule="auto"/>
+            </w:pPr>
+          </w:p>
+        </w:tc>
+      </w:tr>
+      <w:tr>
+        <w:trPr>
+          <w:cantSplit/>
+        </w:trPr>
+        <w:tc>
+          <w:tcPr>
+            <w:tcW w:type="dxa" w:w="823"/>
+            <w:shd w:val="clear" w:color="auto" w:fill="FAF6F7"/>
+          </w:tcPr>
+          <w:p>
+            <w:pPr>
+              <w:spacing w:after="0" w:line="252" w:lineRule="auto"/>
+            </w:pPr>
+            <w:r>
+              <w:rPr>
+                <w:sz w:val="19"/>
+              </w:rPr>
+              <w:t>33</w:t>
+            </w:r>
+          </w:p>
+        </w:tc>
+        <w:tc>
+          <w:tcPr>
+            <w:tcW w:type="dxa" w:w="2218"/>
+            <w:shd w:val="clear" w:color="auto" w:fill="FAF6F7"/>
+          </w:tcPr>
+          <w:p>
+            <w:pPr>
+              <w:spacing w:after="0" w:line="252" w:lineRule="auto"/>
+            </w:pPr>
+            <w:r>
+              <w:rPr>
+                <w:sz w:val="19"/>
+              </w:rPr>
+              <w:t>Demographics filter panel hidden behind the menu</w:t>
+            </w:r>
+          </w:p>
+        </w:tc>
+        <w:tc>
+          <w:tcPr>
+            <w:tcW w:type="dxa" w:w="2773"/>
+            <w:shd w:val="clear" w:color="auto" w:fill="FAF6F7"/>
+          </w:tcPr>
+          <w:p>
+            <w:pPr>
+              <w:spacing w:after="0" w:line="252" w:lineRule="auto"/>
+            </w:pPr>
+            <w:r>
+              <w:rPr>
+                <w:sz w:val="19"/>
+              </w:rPr>
+              <w:t>It opens on whichever side has room</w:t>
+            </w:r>
+          </w:p>
+        </w:tc>
+        <w:tc>
+          <w:tcPr>
+            <w:tcW w:type="dxa" w:w="2773"/>
+            <w:shd w:val="clear" w:color="auto" w:fill="FAF6F7"/>
+          </w:tcPr>
+          <w:p>
+            <w:pPr>
+              <w:spacing w:after="0" w:line="252" w:lineRule="auto"/>
+            </w:pPr>
+            <w:r>
+              <w:rPr>
+                <w:sz w:val="19"/>
+              </w:rPr>
+              <w:t>Guest list, Filters</w:t>
+            </w:r>
+          </w:p>
+        </w:tc>
+        <w:tc>
+          <w:tcPr>
+            <w:tcW w:type="dxa" w:w="823"/>
+            <w:shd w:val="clear" w:color="auto" w:fill="FAF6F7"/>
+          </w:tcPr>
+          <w:p>
+            <w:pPr>
+              <w:spacing w:after="0" w:line="252" w:lineRule="auto"/>
+            </w:pPr>
+          </w:p>
+        </w:tc>
+      </w:tr>
+      <w:tr>
+        <w:trPr>
+          <w:cantSplit/>
+        </w:trPr>
+        <w:tc>
+          <w:tcPr>
+            <w:tcW w:type="dxa" w:w="823"/>
+          </w:tcPr>
+          <w:p>
+            <w:pPr>
+              <w:spacing w:after="0" w:line="252" w:lineRule="auto"/>
+            </w:pPr>
+            <w:r>
+              <w:rPr>
+                <w:sz w:val="19"/>
+              </w:rPr>
+              <w:t>25, 27–32</w:t>
+            </w:r>
+          </w:p>
+        </w:tc>
+        <w:tc>
+          <w:tcPr>
+            <w:tcW w:type="dxa" w:w="2218"/>
+          </w:tcPr>
+          <w:p>
+            <w:pPr>
+              <w:spacing w:after="0" w:line="252" w:lineRule="auto"/>
+            </w:pPr>
+            <w:r>
+              <w:rPr>
+                <w:sz w:val="19"/>
+              </w:rPr>
+              <w:t>Fixed in round 1</w:t>
+            </w:r>
+          </w:p>
+        </w:tc>
+        <w:tc>
+          <w:tcPr>
+            <w:tcW w:type="dxa" w:w="2773"/>
+          </w:tcPr>
+          <w:p>
+            <w:pPr>
+              <w:spacing w:after="0" w:line="252" w:lineRule="auto"/>
+            </w:pPr>
+            <w:r>
+              <w:rPr>
+                <w:sz w:val="19"/>
+              </w:rPr>
+              <w:t xml:space="preserve">Checked again and still working (round 1 items 9, 6, 11, 12, 13, 14 and 15). Small additions: the guest import accepts "Inactive"; Lookups shows </w:t>
+            </w:r>
+            <w:r>
+              <w:rPr>
+                <w:b/>
+                <w:sz w:val="19"/>
+              </w:rPr>
+              <w:t>CPN contact frequency</w:t>
+            </w:r>
+            <w:r>
+              <w:rPr>
+                <w:sz w:val="19"/>
+              </w:rPr>
+              <w:t>; email templates nobody has edited now use the "contact" wording; CMHW filters widen to fit the chosen name</w:t>
+            </w:r>
+          </w:p>
+        </w:tc>
+        <w:tc>
+          <w:tcPr>
+            <w:tcW w:type="dxa" w:w="2773"/>
+          </w:tcPr>
+          <w:p>
+            <w:pPr>
+              <w:spacing w:after="0" w:line="252" w:lineRule="auto"/>
+            </w:pPr>
+            <w:r>
+              <w:rPr>
+                <w:sz w:val="19"/>
+              </w:rPr>
+              <w:t>As for round 1</w:t>
+            </w:r>
+          </w:p>
+        </w:tc>
+        <w:tc>
+          <w:tcPr>
+            <w:tcW w:type="dxa" w:w="823"/>
+          </w:tcPr>
+          <w:p>
+            <w:pPr>
+              <w:spacing w:after="0" w:line="252" w:lineRule="auto"/>
+            </w:pPr>
+          </w:p>
+        </w:tc>
+      </w:tr>
+      <w:tr>
+        <w:trPr>
+          <w:cantSplit/>
+        </w:trPr>
+        <w:tc>
+          <w:tcPr>
+            <w:tcW w:type="dxa" w:w="823"/>
+            <w:shd w:val="clear" w:color="auto" w:fill="FAF6F7"/>
+          </w:tcPr>
+          <w:p>
+            <w:pPr>
+              <w:spacing w:after="0" w:line="252" w:lineRule="auto"/>
+            </w:pPr>
+            <w:r>
+              <w:rPr>
+                <w:sz w:val="19"/>
+              </w:rPr>
+              <w:t>34</w:t>
+            </w:r>
+          </w:p>
+        </w:tc>
+        <w:tc>
+          <w:tcPr>
+            <w:tcW w:type="dxa" w:w="2218"/>
+            <w:shd w:val="clear" w:color="auto" w:fill="FAF6F7"/>
+          </w:tcPr>
+          <w:p>
+            <w:pPr>
+              <w:spacing w:after="0" w:line="252" w:lineRule="auto"/>
+            </w:pPr>
+            <w:r>
+              <w:rPr>
+                <w:sz w:val="19"/>
+              </w:rPr>
+              <w:t>Clear test data before UAT</w:t>
+            </w:r>
+          </w:p>
+        </w:tc>
+        <w:tc>
+          <w:tcPr>
+            <w:tcW w:type="dxa" w:w="2773"/>
+            <w:shd w:val="clear" w:color="auto" w:fill="FAF6F7"/>
+          </w:tcPr>
+          <w:p>
+            <w:pPr>
+              <w:spacing w:after="0" w:line="252" w:lineRule="auto"/>
+            </w:pPr>
+            <w:r>
+              <w:rPr>
+                <w:sz w:val="19"/>
+              </w:rPr>
+              <w:t>Not done. It needs a clean-up of the live database, which the customer must approve first</w:t>
+            </w:r>
+          </w:p>
+        </w:tc>
+        <w:tc>
+          <w:tcPr>
+            <w:tcW w:type="dxa" w:w="2773"/>
+            <w:shd w:val="clear" w:color="auto" w:fill="FAF6F7"/>
+          </w:tcPr>
+          <w:p>
+            <w:pPr>
+              <w:spacing w:after="0" w:line="252" w:lineRule="auto"/>
+            </w:pPr>
+            <w:r>
+              <w:rPr>
+                <w:sz w:val="19"/>
+              </w:rPr>
+              <w:t>No retest yet</w:t>
+            </w:r>
+          </w:p>
+        </w:tc>
+        <w:tc>
+          <w:tcPr>
+            <w:tcW w:type="dxa" w:w="823"/>
+            <w:shd w:val="clear" w:color="auto" w:fill="FAF6F7"/>
+          </w:tcPr>
+          <w:p>
+            <w:pPr>
+              <w:spacing w:after="0" w:line="252" w:lineRule="auto"/>
+            </w:pPr>
+          </w:p>
+        </w:tc>
+      </w:tr>
+    </w:tbl>
+    <w:p>
+      <w:pPr>
+        <w:spacing w:after="40"/>
+      </w:pPr>
     </w:p>
     <w:p>
       <w:pPr>
@@ -2565,7 +4355,7 @@
       </w:r>
       <w:r>
         <w:rPr/>
-        <w:t xml:space="preserve"> is a separate flag that sits beside the status.</w:t>
+        <w:t xml:space="preserve"> is a separate badge that shows beside the status while the guest has an open urgent case.</w:t>
       </w:r>
     </w:p>
     <w:p>
@@ -2611,13 +4401,13 @@
           <w:color w:val="6E6E6E"/>
           <w:sz w:val="18"/>
         </w:rPr>
-        <w:t>Guest status and the urgent flag: any new contact brings a guest back to Active; urgency is a separate flag.</w:t>
+        <w:t>Guest status and urgent cases: any new contact brings a guest back to Active; an urgent case is separate from status.</w:t>
       </w:r>
     </w:p>
     <w:p>
       <w:r>
         <w:rPr/>
-        <w:t>Recording any contact returns an Inactive guest to Active. Resolving an urgent episode clears the flag and leaves the status as it was.</w:t>
+        <w:t>Recording any contact returns an Inactive guest to Active. Resolving an urgent case removes the Urgent badge and leaves the status as it was.</w:t>
       </w:r>
     </w:p>
     <w:p>
@@ -3664,7 +5454,7 @@
       </w:r>
       <w:r>
         <w:rPr/>
-        <w:t xml:space="preserve"> drawer: ethnicity, age group, gender, country of origin</w:t>
+        <w:t xml:space="preserve"> drawer: ethnicity, age group, gender, country of origin. It opens on whichever side has room, so the whole panel is visible even when the filter row wraps onto a second line</w:t>
       </w:r>
     </w:p>
     <w:p>
@@ -3697,7 +5487,7 @@
       </w:pPr>
       <w:r>
         <w:rPr/>
-        <w:t>Long CMHW names are shown in full, wrapping onto a second line.</w:t>
+        <w:t>Long CMHW names are shown in full, wrapping onto a second line, and the Assigned CMHW filter widens to fit the chosen name.</w:t>
       </w:r>
     </w:p>
     <w:p>
@@ -3846,7 +5636,7 @@
         <w:rPr>
           <w:b/>
         </w:rPr>
-        <w:t>Crisis notes</w:t>
+        <w:t>Urgent case notes</w:t>
       </w:r>
       <w:r>
         <w:rPr/>
@@ -4016,7 +5806,7 @@
       </w:pPr>
       <w:r>
         <w:rPr/>
-        <w:t>Immediate risk "Yes" also flags the guest urgent and opens an urgent episode.</w:t>
+        <w:t>Immediate risk "Yes" also raises an urgent case, recorded under the name of the person who submitted.</w:t>
       </w:r>
     </w:p>
     <w:p>
@@ -4076,21 +5866,61 @@
         <w:rPr>
           <w:b/>
         </w:rPr>
-        <w:t>Raise Urgent Flag</w:t>
-      </w:r>
-      <w:r>
-        <w:rPr/>
-        <w:t xml:space="preserve"> opens a quick panel on the right: tick at least one risk, add optional notes and select </w:t>
+        <w:t>Raise Urgent Case</w:t>
+      </w:r>
+      <w:r>
+        <w:rPr/>
+        <w:t xml:space="preserve"> opens a quick panel on the right. Tick at least one risk: Suicidal Ideation, Self Harm, Risk to Others, Severe Deterioration, Safeguarding Concern or </w:t>
       </w:r>
       <w:r>
         <w:rPr>
           <w:b/>
         </w:rPr>
-        <w:t>Raise urgent flag</w:t>
-      </w:r>
-      <w:r>
-        <w:rPr/>
-        <w:t>. The guest is flagged straight away and the panel closes. It is saved as a risk assessment, so it also shows on Clinical Details. If the guest is already urgent, the panel says so.</w:t>
+        <w:t>Other</w:t>
+      </w:r>
+      <w:r>
+        <w:rPr/>
+        <w:t xml:space="preserve">. </w:t>
+      </w:r>
+      <w:r>
+        <w:rPr>
+          <w:b/>
+        </w:rPr>
+        <w:t>Other</w:t>
+      </w:r>
+      <w:r>
+        <w:rPr/>
+        <w:t xml:space="preserve"> opens </w:t>
+      </w:r>
+      <w:r>
+        <w:rPr>
+          <w:b/>
+        </w:rPr>
+        <w:t>Describe the other risk</w:t>
+      </w:r>
+      <w:r>
+        <w:rPr/>
+        <w:t xml:space="preserve">, which is required. </w:t>
+      </w:r>
+      <w:r>
+        <w:rPr>
+          <w:b/>
+        </w:rPr>
+        <w:t>Urgent case notes</w:t>
+      </w:r>
+      <w:r>
+        <w:rPr/>
+        <w:t xml:space="preserve"> are compulsory: </w:t>
+      </w:r>
+      <w:r>
+        <w:rPr>
+          <w:b/>
+        </w:rPr>
+        <w:t>Raise urgent case</w:t>
+      </w:r>
+      <w:r>
+        <w:rPr/>
+        <w:t xml:space="preserve"> stays greyed out until a risk is ticked and notes are entered. The guest shows Urgent straight away and the panel closes. It is saved as a new risk assessment version, shown in the Clinical Details banner. If the guest already has an open urgent case, the panel says so and the new risk is added to that case.</w:t>
       </w:r>
     </w:p>
     <w:p>
@@ -4264,7 +6094,46 @@
               <w:rPr>
                 <w:sz w:val="19"/>
               </w:rPr>
-              <w:t>Edit and save each section separately (contact and housing, identity and language, migration, GP, emergency contact); the completion checklist updates</w:t>
+              <w:t xml:space="preserve">Edit and save each section separately (contact and housing, identity and language, migration, GP, emergency contact); the Profile completion card updates, marking each section </w:t>
+            </w:r>
+            <w:r>
+              <w:rPr>
+                <w:b/>
+                <w:sz w:val="19"/>
+              </w:rPr>
+              <w:t>Complete</w:t>
+            </w:r>
+            <w:r>
+              <w:rPr>
+                <w:sz w:val="19"/>
+              </w:rPr>
+              <w:t xml:space="preserve"> or </w:t>
+            </w:r>
+            <w:r>
+              <w:rPr>
+                <w:b/>
+                <w:sz w:val="19"/>
+              </w:rPr>
+              <w:t>Incomplete</w:t>
+            </w:r>
+            <w:r>
+              <w:rPr>
+                <w:sz w:val="19"/>
+              </w:rPr>
+              <w:t xml:space="preserve">, with </w:t>
+            </w:r>
+            <w:r>
+              <w:rPr>
+                <w:b/>
+                <w:sz w:val="19"/>
+              </w:rPr>
+              <w:t>Complete now</w:t>
+            </w:r>
+            <w:r>
+              <w:rPr>
+                <w:sz w:val="19"/>
+              </w:rPr>
+              <w:t xml:space="preserve"> beside the incomplete ones</w:t>
             </w:r>
           </w:p>
         </w:tc>
@@ -4360,7 +6229,7 @@
               <w:rPr>
                 <w:sz w:val="19"/>
               </w:rPr>
-              <w:t xml:space="preserve"> (medication, diagnoses, SMI, CPN involved, Trust involvement); </w:t>
+              <w:t xml:space="preserve"> (medication, diagnoses, SMI, CPN involved, Trust involvement). There are no risk checkboxes and no </w:t>
             </w:r>
             <w:r>
               <w:rPr>
@@ -4373,7 +6242,46 @@
               <w:rPr>
                 <w:sz w:val="19"/>
               </w:rPr>
-              <w:t>: ticking any risk flags the guest urgent and opens an urgent case</w:t>
+              <w:t xml:space="preserve"> or </w:t>
+            </w:r>
+            <w:r>
+              <w:rPr>
+                <w:b/>
+                <w:sz w:val="19"/>
+              </w:rPr>
+              <w:t>Save assessment</w:t>
+            </w:r>
+            <w:r>
+              <w:rPr>
+                <w:sz w:val="19"/>
+              </w:rPr>
+              <w:t xml:space="preserve">. </w:t>
+            </w:r>
+            <w:r>
+              <w:rPr>
+                <w:b/>
+                <w:sz w:val="19"/>
+              </w:rPr>
+              <w:t>Immediate risk flag</w:t>
+            </w:r>
+            <w:r>
+              <w:rPr>
+                <w:sz w:val="19"/>
+              </w:rPr>
+              <w:t xml:space="preserve"> is read-only and fills itself in: "Yes — urgent case open" with the time raised, "No open urgent case" with when the last one was raised and resolved, or "No urgent case raised". </w:t>
+            </w:r>
+            <w:r>
+              <w:rPr>
+                <w:b/>
+                <w:sz w:val="19"/>
+              </w:rPr>
+              <w:t>Urgent cases</w:t>
+            </w:r>
+            <w:r>
+              <w:rPr>
+                <w:sz w:val="19"/>
+              </w:rPr>
+              <w:t xml:space="preserve"> shows the lifetime count</w:t>
             </w:r>
           </w:p>
         </w:tc>
@@ -4566,7 +6474,7 @@
               <w:rPr>
                 <w:sz w:val="19"/>
               </w:rPr>
-              <w:t>; creating a plan while one is active supersedes it</w:t>
+              <w:t>; creating a plan while one is active supersedes it; the status chip is green for Active and blue for Closed</w:t>
             </w:r>
           </w:p>
         </w:tc>
@@ -4605,7 +6513,7 @@
               <w:rPr>
                 <w:sz w:val="19"/>
               </w:rPr>
-              <w:t>Every contact logged for this guest: type, date and who recorded it</w:t>
+              <w:t>Every contact logged for this guest, newest first. Each row leads with the contact type chosen in Add Contact (Casework, Activity, Hospitality, AFA or CPN contact), with the method (for example Phone call), date and who recorded it underneath. Contacts without a casework note read "Contact"</w:t>
             </w:r>
           </w:p>
         </w:tc>
@@ -4626,7 +6534,7 @@
               <w:rPr>
                 <w:sz w:val="19"/>
               </w:rPr>
-              <w:t>CPN Record</w:t>
+              <w:t>Casework Notes</w:t>
             </w:r>
           </w:p>
         </w:tc>
@@ -4642,14 +6550,20 @@
               <w:rPr>
                 <w:sz w:val="19"/>
               </w:rPr>
-              <w:t xml:space="preserve">Referral, MDT decision, CPN allocated, Part 1 status and CPN sessions; </w:t>
+              <w:t xml:space="preserve">Only Casework notes, newest first. Expand a note, resume or discard a draft and open attachments as on Notes. Activity, Hospitality, AFA and CPN notes and quick notes do not appear. </w:t>
             </w:r>
             <w:r>
               <w:rPr>
                 <w:b/>
                 <w:sz w:val="19"/>
               </w:rPr>
-              <w:t>Add CPN contact</w:t>
+              <w:t>Add casework note</w:t>
+            </w:r>
+            <w:r>
+              <w:rPr>
+                <w:sz w:val="19"/>
+              </w:rPr>
+              <w:t xml:space="preserve"> opens Add Contact</w:t>
             </w:r>
           </w:p>
         </w:tc>
@@ -4671,7 +6585,7 @@
               <w:rPr>
                 <w:sz w:val="19"/>
               </w:rPr>
-              <w:t>Documents</w:t>
+              <w:t>CPN Record</w:t>
             </w:r>
           </w:p>
         </w:tc>
@@ -4688,33 +6602,14 @@
               <w:rPr>
                 <w:sz w:val="19"/>
               </w:rPr>
-              <w:t xml:space="preserve">Where documents are managed now (Documents is no longer in the menu). </w:t>
+              <w:t xml:space="preserve">Referral, MDT decision, CPN allocated, Part 1 status and CPN sessions; </w:t>
             </w:r>
             <w:r>
               <w:rPr>
                 <w:b/>
                 <w:sz w:val="19"/>
               </w:rPr>
-              <w:t>Upload document</w:t>
-            </w:r>
-            <w:r>
-              <w:rPr>
-                <w:sz w:val="19"/>
-              </w:rPr>
-              <w:t xml:space="preserve"> links the file to this guest automatically, with no guest to choose. View details and versions, download, edit details, delete with a reason, and restore or permanently delete from the </w:t>
-            </w:r>
-            <w:r>
-              <w:rPr>
-                <w:b/>
-                <w:sz w:val="19"/>
-              </w:rPr>
-              <w:t>Recycle bin</w:t>
-            </w:r>
-            <w:r>
-              <w:rPr>
-                <w:sz w:val="19"/>
-              </w:rPr>
-              <w:t xml:space="preserve"> (Hub Manager, Admin)</w:t>
+              <w:t>Add CPN contact</w:t>
             </w:r>
           </w:p>
         </w:tc>
@@ -4735,7 +6630,7 @@
               <w:rPr>
                 <w:sz w:val="19"/>
               </w:rPr>
-              <w:t>Actions &amp; Reminders</w:t>
+              <w:t>Documents</w:t>
             </w:r>
           </w:p>
         </w:tc>
@@ -4751,7 +6646,46 @@
               <w:rPr>
                 <w:sz w:val="19"/>
               </w:rPr>
-              <w:t>Add, complete, edit and delete actions</w:t>
+              <w:t xml:space="preserve">Where documents are managed now (Documents is no longer in the menu). </w:t>
+            </w:r>
+            <w:r>
+              <w:rPr>
+                <w:b/>
+                <w:sz w:val="19"/>
+              </w:rPr>
+              <w:t>Upload document</w:t>
+            </w:r>
+            <w:r>
+              <w:rPr>
+                <w:sz w:val="19"/>
+              </w:rPr>
+              <w:t xml:space="preserve"> links the file to this guest automatically, with no guest to choose. View details and versions, download, edit details, delete with a reason, and restore or permanently delete from the </w:t>
+            </w:r>
+            <w:r>
+              <w:rPr>
+                <w:b/>
+                <w:sz w:val="19"/>
+              </w:rPr>
+              <w:t>Recycle bin</w:t>
+            </w:r>
+            <w:r>
+              <w:rPr>
+                <w:sz w:val="19"/>
+              </w:rPr>
+              <w:t xml:space="preserve"> (Hub Manager, Admin). Documents are kept for at least 8 years from upload: a </w:t>
+            </w:r>
+            <w:r>
+              <w:rPr>
+                <w:b/>
+                <w:sz w:val="19"/>
+              </w:rPr>
+              <w:t>Retain until</w:t>
+            </w:r>
+            <w:r>
+              <w:rPr>
+                <w:sz w:val="19"/>
+              </w:rPr>
+              <w:t xml:space="preserve"> date earlier than that is refused, a blank date means upload plus 8 years, and permanent delete is refused within the 8 years</w:t>
             </w:r>
           </w:p>
         </w:tc>
@@ -4773,7 +6707,7 @@
               <w:rPr>
                 <w:sz w:val="19"/>
               </w:rPr>
-              <w:t>Notes</w:t>
+              <w:t>Actions &amp; Reminders</w:t>
             </w:r>
           </w:p>
         </w:tc>
@@ -4790,14 +6724,7 @@
               <w:rPr>
                 <w:sz w:val="19"/>
               </w:rPr>
-              <w:t xml:space="preserve">Casework notes (resume or discard drafts), attachments, quick notes with colour and </w:t>
-            </w:r>
-            <w:r>
-              <w:rPr>
-                <w:b/>
-                <w:sz w:val="19"/>
-              </w:rPr>
-              <w:t>Pin to Overview</w:t>
+              <w:t>Add, complete, edit and delete actions</w:t>
             </w:r>
           </w:p>
         </w:tc>
@@ -4818,7 +6745,7 @@
               <w:rPr>
                 <w:sz w:val="19"/>
               </w:rPr>
-              <w:t>Access Log (Hub Manager, Admin)</w:t>
+              <w:t>Notes</w:t>
             </w:r>
           </w:p>
         </w:tc>
@@ -4834,6 +6761,52 @@
               <w:rPr>
                 <w:sz w:val="19"/>
               </w:rPr>
+              <w:t xml:space="preserve">Casework notes (resume or discard drafts), attachments, quick notes with colour and </w:t>
+            </w:r>
+            <w:r>
+              <w:rPr>
+                <w:b/>
+                <w:sz w:val="19"/>
+              </w:rPr>
+              <w:t>Pin to Overview</w:t>
+            </w:r>
+          </w:p>
+        </w:tc>
+      </w:tr>
+      <w:tr>
+        <w:trPr>
+          <w:cantSplit/>
+        </w:trPr>
+        <w:tc>
+          <w:tcPr>
+            <w:tcW w:type="dxa" w:w="3206"/>
+            <w:shd w:val="clear" w:color="auto" w:fill="FAF6F7"/>
+          </w:tcPr>
+          <w:p>
+            <w:pPr>
+              <w:spacing w:after="0" w:line="252" w:lineRule="auto"/>
+            </w:pPr>
+            <w:r>
+              <w:rPr>
+                <w:sz w:val="19"/>
+              </w:rPr>
+              <w:t>Access Log (Hub Manager, Admin)</w:t>
+            </w:r>
+          </w:p>
+        </w:tc>
+        <w:tc>
+          <w:tcPr>
+            <w:tcW w:type="dxa" w:w="6205"/>
+            <w:shd w:val="clear" w:color="auto" w:fill="FAF6F7"/>
+          </w:tcPr>
+          <w:p>
+            <w:pPr>
+              <w:spacing w:after="0" w:line="252" w:lineRule="auto"/>
+            </w:pPr>
+            <w:r>
+              <w:rPr>
+                <w:sz w:val="19"/>
+              </w:rPr>
               <w:t>Who opened, changed, downloaded or exported the record, in plain English (for example "Opened guest record", "Changed: contact phone")</w:t>
             </w:r>
           </w:p>
@@ -4863,7 +6836,17 @@
       </w:r>
       <w:r>
         <w:rPr/>
-        <w:t xml:space="preserve"> is on the guest record and in each urgent case's details panel. For CPN staff it starts with </w:t>
+        <w:t xml:space="preserve"> is on the guest record and on each Urgent Case Record (</w:t>
+      </w:r>
+      <w:r>
+        <w:rPr>
+          <w:b/>
+        </w:rPr>
+        <w:t>Add contact</w:t>
+      </w:r>
+      <w:r>
+        <w:rPr/>
+        <w:t xml:space="preserve">). For CPN staff it starts with </w:t>
       </w:r>
       <w:r>
         <w:rPr>
@@ -5225,7 +7208,17 @@
     <w:p>
       <w:r>
         <w:rPr/>
-        <w:t>A guest becomes urgent when a risk assessment ticks any risk, or when immediate risk is "Yes" at intake. Their status does not change. Urgent cases must be contacted within 72 hours.</w:t>
+        <w:t xml:space="preserve">A guest gets an urgent case when someone selects </w:t>
+      </w:r>
+      <w:r>
+        <w:rPr>
+          <w:b/>
+        </w:rPr>
+        <w:t>Raise Urgent Case</w:t>
+      </w:r>
+      <w:r>
+        <w:rPr/>
+        <w:t xml:space="preserve"> on their record, or when immediate risk is "Yes" at intake. Their status does not change. Urgent cases must be contacted within 72 hours.</w:t>
       </w:r>
     </w:p>
     <w:p>
@@ -5255,7 +7248,7 @@
       </w:r>
       <w:r>
         <w:rPr/>
-        <w:t xml:space="preserve"> Risk level, Assigned CMHW, Overdue only. </w:t>
+        <w:t xml:space="preserve"> Risk level (the six risk types, including Other), Assigned CMHW, Overdue only. </w:t>
       </w:r>
       <w:r>
         <w:rPr>
@@ -5265,7 +7258,7 @@
       </w:r>
       <w:r>
         <w:rPr/>
-        <w:t xml:space="preserve"> downloads the visible cases as CSV.</w:t>
+        <w:t xml:space="preserve"> downloads the visible cases as CSV; an Other risk reads "Other: " and its description.</w:t>
       </w:r>
     </w:p>
     <w:p>
@@ -5291,68 +7284,734 @@
         <w:rPr>
           <w:b/>
         </w:rPr>
-        <w:t>Click an active case</w:t>
-      </w:r>
-      <w:r>
-        <w:rPr/>
-        <w:t xml:space="preserve"> to open </w:t>
+        <w:t>Click anywhere on a case</w:t>
+      </w:r>
+      <w:r>
+        <w:rPr/>
+        <w:t xml:space="preserve">, open or resolved, to open its </w:t>
       </w:r>
       <w:r>
         <w:rPr>
           <w:b/>
         </w:rPr>
-        <w:t>Urgent Case Details</w:t>
-      </w:r>
-      <w:r>
-        <w:rPr/>
-        <w:t>:</w:t>
+        <w:t>Urgent Case Record</w:t>
+      </w:r>
+      <w:r>
+        <w:rPr/>
+        <w:t xml:space="preserve"> straight away. No small popup should appear.</w:t>
       </w:r>
     </w:p>
     <w:p>
       <w:pPr>
-        <w:pStyle w:val="ListBullet2"/>
-      </w:pPr>
-      <w:r>
-        <w:rPr/>
-        <w:t>72-hour countdown and CMHT status.</w:t>
-      </w:r>
-    </w:p>
-    <w:p>
-      <w:pPr>
-        <w:pStyle w:val="ListBullet2"/>
-      </w:pPr>
-      <w:r>
-        <w:rPr/>
-        <w:t xml:space="preserve">Crisis notes: </w:t>
-      </w:r>
+        <w:pStyle w:val="ListBullet"/>
+      </w:pPr>
       <w:r>
         <w:rPr>
           <w:b/>
         </w:rPr>
-        <w:t>Add Crisis Note</w:t>
-      </w:r>
-      <w:r>
-        <w:rPr/>
-        <w:t>.</w:t>
+        <w:t>Row buttons</w:t>
+      </w:r>
+      <w:r>
+        <w:rPr/>
+        <w:t xml:space="preserve">, on open and resolved rows: </w:t>
+      </w:r>
+      <w:r>
+        <w:rPr>
+          <w:b/>
+        </w:rPr>
+        <w:t>Open Guest</w:t>
+      </w:r>
+      <w:r>
+        <w:rPr/>
+        <w:t xml:space="preserve"> and </w:t>
+      </w:r>
+      <w:r>
+        <w:rPr>
+          <w:b/>
+        </w:rPr>
+        <w:t>View Urgent Case Record</w:t>
+      </w:r>
+      <w:r>
+        <w:rPr/>
+        <w:t>. The guest's name also opens their record. Crisis notes, Escalate to CMHT and Mark resolved are no longer on this screen.</w:t>
       </w:r>
     </w:p>
     <w:p>
       <w:pPr>
-        <w:pStyle w:val="ListBullet2"/>
-      </w:pPr>
-      <w:r>
-        <w:rPr/>
-        <w:t>Episode timeline.</w:t>
+        <w:pStyle w:val="ListBullet"/>
+      </w:pPr>
+      <w:r>
+        <w:rPr>
+          <w:b/>
+        </w:rPr>
+        <w:t>Resolved rows</w:t>
+      </w:r>
+      <w:r>
+        <w:rPr/>
+        <w:t xml:space="preserve"> show when the case was resolved and whether within 72 hours, who resolved it, "CMHT notified" with the team if recorded, and when it was raised.</w:t>
       </w:r>
     </w:p>
     <w:p>
       <w:pPr>
+        <w:pStyle w:val="Heading4"/>
+      </w:pPr>
+      <w:r>
+        <w:rPr/>
+        <w:t>The Urgent Case Record</w:t>
+      </w:r>
+    </w:p>
+    <w:p>
+      <w:r>
+        <w:rPr/>
+        <w:t>The record opens over the Urgent Cases screen and closes with the × or Esc.</w:t>
+      </w:r>
+    </w:p>
+    <w:tbl>
+      <w:tblPr>
+        <w:tblW w:type="auto" w:w="0"/>
+        <w:jc w:val="left"/>
+        <w:tblLayout w:type="fixed"/>
+        <w:tblLook w:firstColumn="1" w:firstRow="1" w:lastColumn="0" w:lastRow="0" w:noHBand="0" w:noVBand="1" w:val="04A0"/>
+        <w:tblLayout w:type="fixed"/>
+        <w:tblBorders>
+          <w:top w:val="single" w:sz="4" w:space="0" w:color="D9D9D9"/>
+          <w:left w:val="single" w:sz="4" w:space="0" w:color="D9D9D9"/>
+          <w:bottom w:val="single" w:sz="4" w:space="0" w:color="D9D9D9"/>
+          <w:right w:val="single" w:sz="4" w:space="0" w:color="D9D9D9"/>
+          <w:insideH w:val="single" w:sz="4" w:space="0" w:color="D9D9D9"/>
+          <w:insideV w:val="single" w:sz="4" w:space="0" w:color="D9D9D9"/>
+        </w:tblBorders>
+        <w:tblCellMar>
+          <w:top w:w="50" w:type="dxa"/>
+          <w:bottom w:w="50" w:type="dxa"/>
+          <w:left w:w="90" w:type="dxa"/>
+          <w:right w:w="90" w:type="dxa"/>
+        </w:tblCellMar>
+      </w:tblPr>
+      <w:tblGrid>
+        <w:gridCol w:w="4706"/>
+        <w:gridCol w:w="4706"/>
+      </w:tblGrid>
+      <w:tr>
+        <w:trPr>
+          <w:tblHeader w:val="true"/>
+          <w:cantSplit/>
+        </w:trPr>
+        <w:tc>
+          <w:tcPr>
+            <w:tcW w:type="dxa" w:w="2172"/>
+            <w:shd w:val="clear" w:color="auto" w:fill="8D1B3D"/>
+          </w:tcPr>
+          <w:p>
+            <w:pPr>
+              <w:spacing w:after="0" w:line="252" w:lineRule="auto"/>
+            </w:pPr>
+            <w:r>
+              <w:rPr>
+                <w:b/>
+                <w:color w:val="FFFFFF"/>
+                <w:sz w:val="19"/>
+              </w:rPr>
+              <w:t>Part</w:t>
+            </w:r>
+          </w:p>
+        </w:tc>
+        <w:tc>
+          <w:tcPr>
+            <w:tcW w:type="dxa" w:w="7239"/>
+            <w:shd w:val="clear" w:color="auto" w:fill="8D1B3D"/>
+          </w:tcPr>
+          <w:p>
+            <w:pPr>
+              <w:spacing w:after="0" w:line="252" w:lineRule="auto"/>
+            </w:pPr>
+            <w:r>
+              <w:rPr>
+                <w:b/>
+                <w:color w:val="FFFFFF"/>
+                <w:sz w:val="19"/>
+              </w:rPr>
+              <w:t>What to check</w:t>
+            </w:r>
+          </w:p>
+        </w:tc>
+      </w:tr>
+      <w:tr>
+        <w:trPr>
+          <w:cantSplit/>
+        </w:trPr>
+        <w:tc>
+          <w:tcPr>
+            <w:tcW w:type="dxa" w:w="2172"/>
+          </w:tcPr>
+          <w:p>
+            <w:pPr>
+              <w:spacing w:after="0" w:line="252" w:lineRule="auto"/>
+            </w:pPr>
+            <w:r>
+              <w:rPr>
+                <w:sz w:val="19"/>
+              </w:rPr>
+              <w:t>Header</w:t>
+            </w:r>
+          </w:p>
+        </w:tc>
+        <w:tc>
+          <w:tcPr>
+            <w:tcW w:type="dxa" w:w="7239"/>
+          </w:tcPr>
+          <w:p>
+            <w:pPr>
+              <w:spacing w:after="0" w:line="252" w:lineRule="auto"/>
+            </w:pPr>
+            <w:r>
+              <w:rPr>
+                <w:sz w:val="19"/>
+              </w:rPr>
+              <w:t xml:space="preserve">Guest name (opens the guest record), Reference ID, Assigned CMHW and Pathway at time of flag; </w:t>
+            </w:r>
+            <w:r>
+              <w:rPr>
+                <w:b/>
+                <w:sz w:val="19"/>
+              </w:rPr>
+              <w:t>Open Guest</w:t>
+            </w:r>
+            <w:r>
+              <w:rPr>
+                <w:sz w:val="19"/>
+              </w:rPr>
+              <w:t xml:space="preserve">, </w:t>
+            </w:r>
+            <w:r>
+              <w:rPr>
+                <w:b/>
+                <w:sz w:val="19"/>
+              </w:rPr>
+              <w:t>Export Record</w:t>
+            </w:r>
+            <w:r>
+              <w:rPr>
+                <w:sz w:val="19"/>
+              </w:rPr>
+              <w:t xml:space="preserve"> and ×</w:t>
+            </w:r>
+          </w:p>
+        </w:tc>
+      </w:tr>
+      <w:tr>
+        <w:trPr>
+          <w:cantSplit/>
+        </w:trPr>
+        <w:tc>
+          <w:tcPr>
+            <w:tcW w:type="dxa" w:w="2172"/>
+            <w:shd w:val="clear" w:color="auto" w:fill="FAF6F7"/>
+          </w:tcPr>
+          <w:p>
+            <w:pPr>
+              <w:spacing w:after="0" w:line="252" w:lineRule="auto"/>
+            </w:pPr>
+            <w:r>
+              <w:rPr>
+                <w:sz w:val="19"/>
+              </w:rPr>
+              <w:t>Tabs</w:t>
+            </w:r>
+          </w:p>
+        </w:tc>
+        <w:tc>
+          <w:tcPr>
+            <w:tcW w:type="dxa" w:w="7239"/>
+            <w:shd w:val="clear" w:color="auto" w:fill="FAF6F7"/>
+          </w:tcPr>
+          <w:p>
+            <w:pPr>
+              <w:spacing w:after="0" w:line="252" w:lineRule="auto"/>
+            </w:pPr>
+            <w:r>
+              <w:rPr>
+                <w:b/>
+                <w:sz w:val="19"/>
+              </w:rPr>
+              <w:t>Urgent Case 1</w:t>
+            </w:r>
+            <w:r>
+              <w:rPr>
+                <w:sz w:val="19"/>
+              </w:rPr>
+              <w:t xml:space="preserve">, </w:t>
+            </w:r>
+            <w:r>
+              <w:rPr>
+                <w:b/>
+                <w:sz w:val="19"/>
+              </w:rPr>
+              <w:t>Urgent Case 2</w:t>
+            </w:r>
+            <w:r>
+              <w:rPr>
+                <w:sz w:val="19"/>
+              </w:rPr>
+              <w:t xml:space="preserve"> and so on, oldest first. The open case is shown first and has a dot</w:t>
+            </w:r>
+          </w:p>
+        </w:tc>
+      </w:tr>
+      <w:tr>
+        <w:trPr>
+          <w:cantSplit/>
+        </w:trPr>
+        <w:tc>
+          <w:tcPr>
+            <w:tcW w:type="dxa" w:w="2172"/>
+          </w:tcPr>
+          <w:p>
+            <w:pPr>
+              <w:spacing w:after="0" w:line="252" w:lineRule="auto"/>
+            </w:pPr>
+            <w:r>
+              <w:rPr>
+                <w:sz w:val="19"/>
+              </w:rPr>
+              <w:t>Status bar</w:t>
+            </w:r>
+          </w:p>
+        </w:tc>
+        <w:tc>
+          <w:tcPr>
+            <w:tcW w:type="dxa" w:w="7239"/>
+          </w:tcPr>
+          <w:p>
+            <w:pPr>
+              <w:spacing w:after="0" w:line="252" w:lineRule="auto"/>
+            </w:pPr>
+            <w:r>
+              <w:rPr>
+                <w:sz w:val="19"/>
+              </w:rPr>
+              <w:t xml:space="preserve">A live 72-hour countdown with a progress bar: amber while open, red when under 6 hours remain or overdue, green once resolved and stopped at the resolution time. Also </w:t>
+            </w:r>
+            <w:r>
+              <w:rPr>
+                <w:b/>
+                <w:sz w:val="19"/>
+              </w:rPr>
+              <w:t>Deadline</w:t>
+            </w:r>
+            <w:r>
+              <w:rPr>
+                <w:sz w:val="19"/>
+              </w:rPr>
+              <w:t xml:space="preserve"> and </w:t>
+            </w:r>
+            <w:r>
+              <w:rPr>
+                <w:b/>
+                <w:sz w:val="19"/>
+              </w:rPr>
+              <w:t>Case status</w:t>
+            </w:r>
+            <w:r>
+              <w:rPr>
+                <w:sz w:val="19"/>
+              </w:rPr>
+              <w:t xml:space="preserve"> (Open or Resolved)</w:t>
+            </w:r>
+          </w:p>
+        </w:tc>
+      </w:tr>
+      <w:tr>
+        <w:trPr>
+          <w:cantSplit/>
+        </w:trPr>
+        <w:tc>
+          <w:tcPr>
+            <w:tcW w:type="dxa" w:w="2172"/>
+            <w:shd w:val="clear" w:color="auto" w:fill="FAF6F7"/>
+          </w:tcPr>
+          <w:p>
+            <w:pPr>
+              <w:spacing w:after="0" w:line="252" w:lineRule="auto"/>
+            </w:pPr>
+            <w:r>
+              <w:rPr>
+                <w:sz w:val="19"/>
+              </w:rPr>
+              <w:t>Flag details</w:t>
+            </w:r>
+          </w:p>
+        </w:tc>
+        <w:tc>
+          <w:tcPr>
+            <w:tcW w:type="dxa" w:w="7239"/>
+            <w:shd w:val="clear" w:color="auto" w:fill="FAF6F7"/>
+          </w:tcPr>
+          <w:p>
+            <w:pPr>
+              <w:spacing w:after="0" w:line="252" w:lineRule="auto"/>
+            </w:pPr>
+            <w:r>
+              <w:rPr>
+                <w:b/>
+                <w:sz w:val="19"/>
+              </w:rPr>
+              <w:t>Flag raised by</w:t>
+            </w:r>
+            <w:r>
+              <w:rPr>
+                <w:sz w:val="19"/>
+              </w:rPr>
+              <w:t xml:space="preserve"> (the name of the account that raised the case), </w:t>
+            </w:r>
+            <w:r>
+              <w:rPr>
+                <w:b/>
+                <w:sz w:val="19"/>
+              </w:rPr>
+              <w:t>Flag raised at</w:t>
+            </w:r>
+            <w:r>
+              <w:rPr>
+                <w:sz w:val="19"/>
+              </w:rPr>
+              <w:t xml:space="preserve">, </w:t>
+            </w:r>
+            <w:r>
+              <w:rPr>
+                <w:b/>
+                <w:sz w:val="19"/>
+              </w:rPr>
+              <w:t>Risk identified</w:t>
+            </w:r>
+            <w:r>
+              <w:rPr>
+                <w:sz w:val="19"/>
+              </w:rPr>
+              <w:t xml:space="preserve"> (including "Other: " and the description) and </w:t>
+            </w:r>
+            <w:r>
+              <w:rPr>
+                <w:b/>
+                <w:sz w:val="19"/>
+              </w:rPr>
+              <w:t>Urgent case notes</w:t>
+            </w:r>
+            <w:r>
+              <w:rPr>
+                <w:sz w:val="19"/>
+              </w:rPr>
+              <w:t>, all read-only</w:t>
+            </w:r>
+          </w:p>
+        </w:tc>
+      </w:tr>
+      <w:tr>
+        <w:trPr>
+          <w:cantSplit/>
+        </w:trPr>
+        <w:tc>
+          <w:tcPr>
+            <w:tcW w:type="dxa" w:w="2172"/>
+          </w:tcPr>
+          <w:p>
+            <w:pPr>
+              <w:spacing w:after="0" w:line="252" w:lineRule="auto"/>
+            </w:pPr>
+            <w:r>
+              <w:rPr>
+                <w:sz w:val="19"/>
+              </w:rPr>
+              <w:t>Actions taken</w:t>
+            </w:r>
+          </w:p>
+        </w:tc>
+        <w:tc>
+          <w:tcPr>
+            <w:tcW w:type="dxa" w:w="7239"/>
+          </w:tcPr>
+          <w:p>
+            <w:pPr>
+              <w:spacing w:after="0" w:line="252" w:lineRule="auto"/>
+            </w:pPr>
+            <w:r>
+              <w:rPr>
+                <w:b/>
+                <w:sz w:val="19"/>
+              </w:rPr>
+              <w:t>CMHT or other NHS team notified</w:t>
+            </w:r>
+            <w:r>
+              <w:rPr>
+                <w:sz w:val="19"/>
+              </w:rPr>
+              <w:t xml:space="preserve"> (Yes or No); </w:t>
+            </w:r>
+            <w:r>
+              <w:rPr>
+                <w:b/>
+                <w:sz w:val="19"/>
+              </w:rPr>
+              <w:t>Contacts logged since flag</w:t>
+            </w:r>
+            <w:r>
+              <w:rPr>
+                <w:sz w:val="19"/>
+              </w:rPr>
+              <w:t xml:space="preserve">, a count that lists the contacts when clicked; </w:t>
+            </w:r>
+            <w:r>
+              <w:rPr>
+                <w:b/>
+                <w:sz w:val="19"/>
+              </w:rPr>
+              <w:t>Add contact</w:t>
+            </w:r>
+          </w:p>
+        </w:tc>
+      </w:tr>
+      <w:tr>
+        <w:trPr>
+          <w:cantSplit/>
+        </w:trPr>
+        <w:tc>
+          <w:tcPr>
+            <w:tcW w:type="dxa" w:w="2172"/>
+            <w:shd w:val="clear" w:color="auto" w:fill="FAF6F7"/>
+          </w:tcPr>
+          <w:p>
+            <w:pPr>
+              <w:spacing w:after="0" w:line="252" w:lineRule="auto"/>
+            </w:pPr>
+            <w:r>
+              <w:rPr>
+                <w:sz w:val="19"/>
+              </w:rPr>
+              <w:t>Resolution</w:t>
+            </w:r>
+          </w:p>
+        </w:tc>
+        <w:tc>
+          <w:tcPr>
+            <w:tcW w:type="dxa" w:w="7239"/>
+            <w:shd w:val="clear" w:color="auto" w:fill="FAF6F7"/>
+          </w:tcPr>
+          <w:p>
+            <w:pPr>
+              <w:spacing w:after="0" w:line="252" w:lineRule="auto"/>
+            </w:pPr>
+            <w:r>
+              <w:rPr>
+                <w:b/>
+                <w:sz w:val="19"/>
+              </w:rPr>
+              <w:t>Mark as resolved</w:t>
+            </w:r>
+            <w:r>
+              <w:rPr>
+                <w:sz w:val="19"/>
+              </w:rPr>
+              <w:t xml:space="preserve"> while open; afterwards Resolved by, Resolved at, Resolved within 72h, Inpatient admission and Any other external service involved</w:t>
+            </w:r>
+          </w:p>
+        </w:tc>
+      </w:tr>
+      <w:tr>
+        <w:trPr>
+          <w:cantSplit/>
+        </w:trPr>
+        <w:tc>
+          <w:tcPr>
+            <w:tcW w:type="dxa" w:w="2172"/>
+          </w:tcPr>
+          <w:p>
+            <w:pPr>
+              <w:spacing w:after="0" w:line="252" w:lineRule="auto"/>
+            </w:pPr>
+            <w:r>
+              <w:rPr>
+                <w:sz w:val="19"/>
+              </w:rPr>
+              <w:t>System audit trail</w:t>
+            </w:r>
+          </w:p>
+        </w:tc>
+        <w:tc>
+          <w:tcPr>
+            <w:tcW w:type="dxa" w:w="7239"/>
+          </w:tcPr>
+          <w:p>
+            <w:pPr>
+              <w:spacing w:after="0" w:line="252" w:lineRule="auto"/>
+            </w:pPr>
+            <w:r>
+              <w:rPr>
+                <w:sz w:val="19"/>
+              </w:rPr>
+              <w:t>Urgent case raised, Further risk recorded, Contact logged, CMHT notified or CMHT not notified, and Urgent case resolved, each with the staff name, date and time, oldest first</w:t>
+            </w:r>
+          </w:p>
+        </w:tc>
+      </w:tr>
+    </w:tbl>
+    <w:p>
+      <w:pPr>
+        <w:spacing w:after="40"/>
+      </w:pPr>
+    </w:p>
+    <w:p>
+      <w:pPr>
+        <w:pStyle w:val="ListBullet"/>
+      </w:pPr>
+      <w:r>
+        <w:rPr>
+          <w:b/>
+        </w:rPr>
+        <w:t>CMHT or other NHS team notified</w:t>
+      </w:r>
+      <w:r>
+        <w:rPr/>
+        <w:t xml:space="preserve"> replaces Escalate to CMHT. An open case with nothing recorded starts on the Yes or No question.</w:t>
+      </w:r>
+    </w:p>
+    <w:p>
+      <w:pPr>
         <w:pStyle w:val="ListBullet2"/>
       </w:pPr>
       <w:r>
-        <w:rPr/>
-        <w:t xml:space="preserve">Buttons: </w:t>
-      </w:r>
+        <w:rPr>
+          <w:b/>
+        </w:rPr>
+        <w:t>Yes</w:t>
+      </w:r>
+      <w:r>
+        <w:rPr/>
+        <w:t xml:space="preserve"> asks for </w:t>
+      </w:r>
+      <w:r>
+        <w:rPr>
+          <w:b/>
+        </w:rPr>
+        <w:t>Name of person called</w:t>
+      </w:r>
+      <w:r>
+        <w:rPr/>
+        <w:t xml:space="preserve"> (required), </w:t>
+      </w:r>
+      <w:r>
+        <w:rPr>
+          <w:b/>
+        </w:rPr>
+        <w:t>Team or service</w:t>
+      </w:r>
+      <w:r>
+        <w:rPr/>
+        <w:t xml:space="preserve"> (optional), </w:t>
+      </w:r>
+      <w:r>
+        <w:rPr>
+          <w:b/>
+        </w:rPr>
+        <w:t>Date and time of call</w:t>
+      </w:r>
+      <w:r>
+        <w:rPr/>
+        <w:t xml:space="preserve"> (required, not in the future) and </w:t>
+      </w:r>
+      <w:r>
+        <w:rPr>
+          <w:b/>
+        </w:rPr>
+        <w:t>What was said</w:t>
+      </w:r>
+      <w:r>
+        <w:rPr/>
+        <w:t xml:space="preserve">. </w:t>
+      </w:r>
+      <w:r>
+        <w:rPr>
+          <w:b/>
+        </w:rPr>
+        <w:t>Called by</w:t>
+      </w:r>
+      <w:r>
+        <w:rPr/>
+        <w:t xml:space="preserve"> is your name and cannot be changed.</w:t>
+      </w:r>
+    </w:p>
+    <w:p>
+      <w:pPr>
+        <w:pStyle w:val="ListBullet2"/>
+      </w:pPr>
+      <w:r>
+        <w:rPr>
+          <w:b/>
+        </w:rPr>
+        <w:t>No</w:t>
+      </w:r>
+      <w:r>
+        <w:rPr/>
+        <w:t xml:space="preserve"> needs nothing else.</w:t>
+      </w:r>
+    </w:p>
+    <w:p>
+      <w:pPr>
+        <w:pStyle w:val="ListBullet2"/>
+      </w:pPr>
+      <w:r>
+        <w:rPr/>
+        <w:t xml:space="preserve">After </w:t>
+      </w:r>
+      <w:r>
+        <w:rPr>
+          <w:b/>
+        </w:rPr>
+        <w:t>Save</w:t>
+      </w:r>
+      <w:r>
+        <w:rPr/>
+        <w:t xml:space="preserve"> the answer is read-only, with </w:t>
+      </w:r>
+      <w:r>
+        <w:rPr>
+          <w:b/>
+        </w:rPr>
+        <w:t>Edit</w:t>
+      </w:r>
+      <w:r>
+        <w:rPr/>
+        <w:t xml:space="preserve"> while the case is open. Changing it to No clears the call details.</w:t>
+      </w:r>
+    </w:p>
+    <w:p>
+      <w:pPr>
+        <w:pStyle w:val="ListBullet"/>
+      </w:pPr>
+      <w:r>
+        <w:rPr>
+          <w:b/>
+        </w:rPr>
+        <w:t>Contacts logged since flag:</w:t>
+      </w:r>
+      <w:r>
+        <w:rPr/>
+        <w:t xml:space="preserve"> click the number to list each contact with its type, method, date and time and who recorded it, and </w:t>
+      </w:r>
+      <w:r>
+        <w:rPr>
+          <w:b/>
+        </w:rPr>
+        <w:t>Open Contact History</w:t>
+      </w:r>
+      <w:r>
+        <w:rPr/>
+        <w:t>.</w:t>
+      </w:r>
+    </w:p>
+    <w:p>
+      <w:pPr>
+        <w:pStyle w:val="ListBullet"/>
+      </w:pPr>
       <w:r>
         <w:rPr>
           <w:b/>
@@ -5361,108 +8020,75 @@
       </w:r>
       <w:r>
         <w:rPr/>
-        <w:t xml:space="preserve">, </w:t>
-      </w:r>
+        <w:t xml:space="preserve"> opens the Add Contact form over the record. After you submit, the count goes up by one and the audit trail shows "Contact logged".</w:t>
+      </w:r>
+    </w:p>
+    <w:p>
+      <w:pPr>
+        <w:pStyle w:val="ListBullet"/>
+      </w:pPr>
       <w:r>
         <w:rPr>
           <w:b/>
         </w:rPr>
-        <w:t>Open full episode record</w:t>
-      </w:r>
-      <w:r>
-        <w:rPr/>
-        <w:t xml:space="preserve">, </w:t>
+        <w:t>Mark as resolved</w:t>
+      </w:r>
+      <w:r>
+        <w:rPr/>
+        <w:t xml:space="preserve"> opens a dialog:</w:t>
+      </w:r>
+    </w:p>
+    <w:p>
+      <w:pPr>
+        <w:pStyle w:val="ListBullet2"/>
+      </w:pPr>
+      <w:r>
+        <w:rPr/>
+        <w:t>It shows Resolved by (you), Resolved at (now) and Resolved within 72h (worked out for you).</w:t>
+      </w:r>
+    </w:p>
+    <w:p>
+      <w:pPr>
+        <w:pStyle w:val="ListBullet2"/>
+      </w:pPr>
+      <w:r>
+        <w:rPr/>
+        <w:t xml:space="preserve">It asks </w:t>
       </w:r>
       <w:r>
         <w:rPr>
           <w:b/>
         </w:rPr>
-        <w:t>Mark episode as resolved</w:t>
-      </w:r>
-      <w:r>
-        <w:rPr/>
-        <w:t xml:space="preserve">, </w:t>
+        <w:t>Inpatient admission</w:t>
+      </w:r>
+      <w:r>
+        <w:rPr/>
+        <w:t xml:space="preserve"> (Yes or No, required) and </w:t>
       </w:r>
       <w:r>
         <w:rPr>
           <w:b/>
         </w:rPr>
-        <w:t>Escalate to CMHT</w:t>
-      </w:r>
-      <w:r>
-        <w:rPr/>
-        <w:t xml:space="preserve">, </w:t>
-      </w:r>
-      <w:r>
-        <w:rPr>
-          <w:b/>
-        </w:rPr>
-        <w:t>Open full guest record</w:t>
-      </w:r>
-      <w:r>
-        <w:rPr/>
-        <w:t>.</w:t>
+        <w:t>Any other external service involved</w:t>
+      </w:r>
+      <w:r>
+        <w:rPr/>
+        <w:t xml:space="preserve"> (optional, for example ambulance, A&amp;E or police). The button stays greyed out until inpatient admission is answered.</w:t>
       </w:r>
     </w:p>
     <w:p>
       <w:pPr>
-        <w:pStyle w:val="ListBullet"/>
-      </w:pPr>
-      <w:r>
-        <w:rPr>
-          <w:b/>
-        </w:rPr>
-        <w:t>Row buttons:</w:t>
-      </w:r>
-      <w:r>
-        <w:rPr/>
-        <w:t xml:space="preserve"> </w:t>
-      </w:r>
-      <w:r>
-        <w:rPr>
-          <w:b/>
-        </w:rPr>
-        <w:t>Open Guest</w:t>
-      </w:r>
-      <w:r>
-        <w:rPr/>
-        <w:t xml:space="preserve"> and </w:t>
-      </w:r>
-      <w:r>
-        <w:rPr>
-          <w:b/>
-        </w:rPr>
-        <w:t>View Crisis Episode</w:t>
-      </w:r>
-      <w:r>
-        <w:rPr/>
-        <w:t>. Add a contact from the details panel.</w:t>
+        <w:pStyle w:val="ListBullet2"/>
+      </w:pPr>
+      <w:r>
+        <w:rPr/>
+        <w:t>Resolving removes the Urgent badge, keeps the guest's status, moves the case to the resolved list and locks the record.</w:t>
       </w:r>
     </w:p>
     <w:p>
       <w:pPr>
         <w:pStyle w:val="ListBullet"/>
       </w:pPr>
-      <w:r>
-        <w:rPr>
-          <w:b/>
-        </w:rPr>
-        <w:t>Click a resolved case</w:t>
-      </w:r>
-      <w:r>
-        <w:rPr/>
-        <w:t xml:space="preserve"> (or </w:t>
-      </w:r>
-      <w:r>
-        <w:rPr>
-          <w:b/>
-        </w:rPr>
-        <w:t>View Episode</w:t>
-      </w:r>
-      <w:r>
-        <w:rPr/>
-        <w:t xml:space="preserve">) to open its full episode record. </w:t>
-      </w:r>
       <w:r>
         <w:rPr>
           <w:b/>
@@ -5471,7 +8097,19 @@
       </w:r>
       <w:r>
         <w:rPr/>
-        <w:t xml:space="preserve"> downloads it as a text file.</w:t>
+        <w:t xml:space="preserve"> downloads </w:t>
+      </w:r>
+      <w:r>
+        <w:rPr>
+          <w:rFonts w:ascii="Consolas" w:hAnsi="Consolas"/>
+          <w:color w:val="5A1227"/>
+          <w:sz w:val="19"/>
+        </w:rPr>
+        <w:t>urgent-case-G-&lt;number&gt;-&lt;case&gt;.txt</w:t>
+      </w:r>
+      <w:r>
+        <w:rPr/>
+        <w:t>. The guest's Access Log shows "Exported urgent case record".</w:t>
       </w:r>
     </w:p>
     <w:p>
@@ -5482,49 +8120,31 @@
         <w:rPr>
           <w:b/>
         </w:rPr>
-        <w:t>Escalate to CMHT</w:t>
-      </w:r>
-      <w:r>
-        <w:rPr/>
-        <w:t xml:space="preserve"> needs the team, a reason, an urgency and notes. CMHT notified then shows YES.</w:t>
+        <w:t>Older cases:</w:t>
+      </w:r>
+      <w:r>
+        <w:rPr/>
+        <w:t xml:space="preserve"> a case escalated to the CMHT before 7 October shows Notified: Yes, with the old reason and urgency at the top of What was said. A case resolved before then also shows its resolution note.</w:t>
       </w:r>
     </w:p>
     <w:p>
       <w:pPr>
-        <w:pStyle w:val="ListBullet"/>
+        <w:spacing w:before="80" w:after="160"/>
+        <w:ind w:left="198"/>
+        <w:pBdr>
+          <w:left w:val="single" w:sz="18" w:space="8" w:color="8D1B3D"/>
+        </w:pBdr>
+        <w:shd w:val="clear" w:color="auto" w:fill="FBF1F4"/>
       </w:pPr>
       <w:r>
         <w:rPr>
           <w:b/>
         </w:rPr>
-        <w:t>Mark episode as resolved:</w:t>
-      </w:r>
-    </w:p>
-    <w:p>
-      <w:pPr>
-        <w:pStyle w:val="ListBullet2"/>
-      </w:pPr>
-      <w:r>
-        <w:rPr/>
-        <w:t>Optional: a note, a new pathway, a next contact date (not in the past), a change to session frequency, and inpatient admission.</w:t>
-      </w:r>
-    </w:p>
-    <w:p>
-      <w:pPr>
-        <w:pStyle w:val="ListBullet2"/>
-      </w:pPr>
-      <w:r>
-        <w:rPr/>
-        <w:t>The urgent flag clears and the case closes.</w:t>
-      </w:r>
-    </w:p>
-    <w:p>
-      <w:pPr>
-        <w:pStyle w:val="ListBullet2"/>
-      </w:pPr>
-      <w:r>
-        <w:rPr/>
-        <w:t>A new pathway and the next contact are recorded on the guest.</w:t>
+        <w:t>Note:</w:t>
+      </w:r>
+      <w:r>
+        <w:rPr/>
+        <w:t xml:space="preserve"> "Flag raised by" is always the account that raised the case. Test with your own named account: a case raised while signed in as the shared bootstrap Admin account shows "System Administrator".</w:t>
       </w:r>
     </w:p>
     <w:p>
@@ -5688,7 +8308,7 @@
       </w:r>
       <w:r>
         <w:rPr/>
-        <w:t xml:space="preserve"> (on by default for CMHWs), CMHW, and period (7, 30 or 90 days).</w:t>
+        <w:t xml:space="preserve"> (on by default for CMHWs), CMHW (it widens to show the full name chosen), and period (7, 30 or 90 days). The line under each guest's name wraps rather than cutting off the CMHW's name.</w:t>
       </w:r>
     </w:p>
     <w:p>
@@ -6836,7 +9456,7 @@
               <w:rPr>
                 <w:sz w:val="19"/>
               </w:rPr>
-              <w:t>Maximum file size (25 MB), allowed file types, how long documents are kept (7 years)</w:t>
+              <w:t>Maximum file size (25 MB), allowed file types, how long documents are kept (8 years, which is also the minimum)</w:t>
             </w:r>
           </w:p>
         </w:tc>
@@ -7071,7 +9691,7 @@
               <w:rPr>
                 <w:sz w:val="19"/>
               </w:rPr>
-              <w:t>The option lists used across the app (ethnicity, referral sources, CMHT teams, CPN referral reasons, MDT decline reasons and more): add, rename, reorder, deactivate</w:t>
+              <w:t>The option lists used across the app (ethnicity, referral sources, CPN referral reasons, MDT decline reasons, CPN contact frequency and more): add, rename, reorder, deactivate. The unused Escalation reasons and Escalation urgency lists are hidden</w:t>
             </w:r>
           </w:p>
         </w:tc>
@@ -7359,7 +9979,37 @@
       </w:r>
       <w:r>
         <w:rPr/>
-        <w:t>Edit and save each Demographics section</w:t>
+        <w:t xml:space="preserve">Edit and save each Demographics section; the Profile completion card reads </w:t>
+      </w:r>
+      <w:r>
+        <w:rPr>
+          <w:b/>
+        </w:rPr>
+        <w:t>Complete</w:t>
+      </w:r>
+      <w:r>
+        <w:rPr/>
+        <w:t xml:space="preserve"> or </w:t>
+      </w:r>
+      <w:r>
+        <w:rPr>
+          <w:b/>
+        </w:rPr>
+        <w:t>Incomplete</w:t>
+      </w:r>
+      <w:r>
+        <w:rPr/>
+        <w:t xml:space="preserve"> for each section, with </w:t>
+      </w:r>
+      <w:r>
+        <w:rPr>
+          <w:b/>
+        </w:rPr>
+        <w:t>Complete now</w:t>
+      </w:r>
+      <w:r>
+        <w:rPr/>
+        <w:t xml:space="preserve"> beside the incomplete ones</w:t>
       </w:r>
     </w:p>
     <w:p>
@@ -7419,7 +10069,7 @@
       </w:r>
       <w:r>
         <w:rPr/>
-        <w:t>Create a care plan with two goals, edit it, export it, create a second plan (the first is superseded), then close it</w:t>
+        <w:t>Create a care plan with two goals, edit it, export it, create a second plan (the first is superseded), then close it; the Active chip is green and the Closed chip is blue</w:t>
       </w:r>
     </w:p>
     <w:p>
@@ -7459,7 +10109,17 @@
       </w:r>
       <w:r>
         <w:rPr/>
-        <w:t>Add a quick note and pin it to Overview</w:t>
+        <w:t xml:space="preserve">Add a quick note and tick </w:t>
+      </w:r>
+      <w:r>
+        <w:rPr>
+          <w:b/>
+        </w:rPr>
+        <w:t>Pin to Overview</w:t>
+      </w:r>
+      <w:r>
+        <w:rPr/>
+        <w:t>; it is listed first among the quick notes (pinned notes are not yet shown on the Overview tab; see document 08)</w:t>
       </w:r>
     </w:p>
     <w:p>
@@ -7603,7 +10263,7 @@
       </w:r>
       <w:r>
         <w:rPr/>
-        <w:t>Documents tab: upload, edit details, upload a new version, download, delete</w:t>
+        <w:t>Contact History tab: each row leads with the contact type (Casework, Activity, Hospitality, AFA or CPN contact), with the method, date and recorded-by underneath</w:t>
       </w:r>
     </w:p>
     <w:p>
@@ -7623,7 +10283,7 @@
       </w:r>
       <w:r>
         <w:rPr/>
-        <w:t>Guest list: search by name, by G-number and by phone; use every filter and the demographics drawer; export the CSV</w:t>
+        <w:t>Casework Notes tab: only the Casework notes are listed, newest first; the Activity, Hospitality and AFA contacts and the quick notes are not; a casework draft can be resumed from here</w:t>
       </w:r>
     </w:p>
     <w:p>
@@ -7643,15 +10303,7 @@
       </w:r>
       <w:r>
         <w:rPr/>
-        <w:t>CMHW dashboard: click each count tile and each chip; mark a scheduled contact done</w:t>
-      </w:r>
-    </w:p>
-    <w:p>
-      <w:r>
-        <w:rPr>
-          <w:b/>
-        </w:rPr>
-        <w:t>CPN</w:t>
+        <w:t>Documents tab: upload, edit details, upload a new version, download, delete</w:t>
       </w:r>
     </w:p>
     <w:p>
@@ -7671,7 +10323,17 @@
       </w:r>
       <w:r>
         <w:rPr/>
-        <w:t>Add Contact as a CPN contact: complete the Part 1 initial assessment, then a contact session; check the CPN Record tab</w:t>
+        <w:t xml:space="preserve">Documents tab: set </w:t>
+      </w:r>
+      <w:r>
+        <w:rPr>
+          <w:b/>
+        </w:rPr>
+        <w:t>Retain until</w:t>
+      </w:r>
+      <w:r>
+        <w:rPr/>
+        <w:t xml:space="preserve"> to a date less than 8 years after the upload date; it is refused with a message giving the earliest allowed date. Leave it blank; the date becomes 8 years after upload</w:t>
       </w:r>
     </w:p>
     <w:p>
@@ -7691,15 +10353,7 @@
       </w:r>
       <w:r>
         <w:rPr/>
-        <w:t>Confirm Part 1 cannot be started a second time for the same guest</w:t>
-      </w:r>
-    </w:p>
-    <w:p>
-      <w:r>
-        <w:rPr>
-          <w:b/>
-        </w:rPr>
-        <w:t>Urgent case</w:t>
+        <w:t>Guest list: search by name, by G-number and by phone; use every filter and the demographics drawer; export the CSV</w:t>
       </w:r>
     </w:p>
     <w:p>
@@ -7719,7 +10373,17 @@
       </w:r>
       <w:r>
         <w:rPr/>
-        <w:t>On Clinical Details, record an assessment with one risk ticked; the guest shows Urgent and appears on Urgent Cases (check a second browser updates without refreshing)</w:t>
+        <w:t xml:space="preserve">Guest list: narrow the window until the filter row wraps, then open </w:t>
+      </w:r>
+      <w:r>
+        <w:rPr>
+          <w:b/>
+        </w:rPr>
+        <w:t>Filters</w:t>
+      </w:r>
+      <w:r>
+        <w:rPr/>
+        <w:t>; the whole Demographics panel is visible and not hidden under the left menu</w:t>
       </w:r>
     </w:p>
     <w:p>
@@ -7739,17 +10403,15 @@
       </w:r>
       <w:r>
         <w:rPr/>
-        <w:t xml:space="preserve">On another guest's record, select </w:t>
-      </w:r>
+        <w:t>CMHW dashboard: click each count tile and each chip; mark a scheduled contact done</w:t>
+      </w:r>
+    </w:p>
+    <w:p>
       <w:r>
         <w:rPr>
           <w:b/>
         </w:rPr>
-        <w:t>Raise Urgent Flag</w:t>
-      </w:r>
-      <w:r>
-        <w:rPr/>
-        <w:t>, tick one risk and raise it; the Urgent badge appears without leaving the tab and the guest is on Urgent Cases</w:t>
+        <w:t>CPN</w:t>
       </w:r>
     </w:p>
     <w:p>
@@ -7769,27 +10431,7 @@
       </w:r>
       <w:r>
         <w:rPr/>
-        <w:t xml:space="preserve">Urgent Cases rows show </w:t>
-      </w:r>
-      <w:r>
-        <w:rPr>
-          <w:b/>
-        </w:rPr>
-        <w:t>Open Guest</w:t>
-      </w:r>
-      <w:r>
-        <w:rPr/>
-        <w:t xml:space="preserve"> and </w:t>
-      </w:r>
-      <w:r>
-        <w:rPr>
-          <w:b/>
-        </w:rPr>
-        <w:t>View Crisis Episode</w:t>
-      </w:r>
-      <w:r>
-        <w:rPr/>
-        <w:t xml:space="preserve"> only</w:t>
+        <w:t>Add Contact as a CPN contact: complete the Part 1 initial assessment, then a contact session; check the CPN Record tab</w:t>
       </w:r>
     </w:p>
     <w:p>
@@ -7809,7 +10451,15 @@
       </w:r>
       <w:r>
         <w:rPr/>
-        <w:t>Click the case: add a crisis note, add a contact, escalate to CMHT, and open the full episode record and export it</w:t>
+        <w:t>Confirm Part 1 cannot be started a second time for the same guest</w:t>
+      </w:r>
+    </w:p>
+    <w:p>
+      <w:r>
+        <w:rPr>
+          <w:b/>
+        </w:rPr>
+        <w:t>Urgent case</w:t>
       </w:r>
     </w:p>
     <w:p>
@@ -7829,7 +10479,37 @@
       </w:r>
       <w:r>
         <w:rPr/>
-        <w:t>Resolve the episode with a new pathway and a next contact date; the flag clears and the guest's status is unchanged</w:t>
+        <w:t xml:space="preserve">On a guest's record, select </w:t>
+      </w:r>
+      <w:r>
+        <w:rPr>
+          <w:b/>
+        </w:rPr>
+        <w:t>Raise Urgent Case</w:t>
+      </w:r>
+      <w:r>
+        <w:rPr/>
+        <w:t xml:space="preserve">. Tick a risk but leave the notes empty: </w:t>
+      </w:r>
+      <w:r>
+        <w:rPr>
+          <w:b/>
+        </w:rPr>
+        <w:t>Raise urgent case</w:t>
+      </w:r>
+      <w:r>
+        <w:rPr/>
+        <w:t xml:space="preserve"> stays greyed out. Tick </w:t>
+      </w:r>
+      <w:r>
+        <w:rPr>
+          <w:b/>
+        </w:rPr>
+        <w:t>Other</w:t>
+      </w:r>
+      <w:r>
+        <w:rPr/>
+        <w:t xml:space="preserve"> and leave its description empty: still greyed out. Fill in both and raise it; the Urgent badge appears without leaving the tab and the guest is on Urgent Cases (check a second browser updates without refreshing)</w:t>
       </w:r>
     </w:p>
     <w:p>
@@ -7849,15 +10529,7 @@
       </w:r>
       <w:r>
         <w:rPr/>
-        <w:t>Click the resolved case; its episode record opens</w:t>
-      </w:r>
-    </w:p>
-    <w:p>
-      <w:r>
-        <w:rPr>
-          <w:b/>
-        </w:rPr>
-        <w:t>Hub Manager</w:t>
+        <w:t>The Other risk reads "Other: " and your description on the Urgent Cases row, the Urgent Case Record, the CSV export and the urgent-case email (sent when email is set up and the guest has a CMHW)</w:t>
       </w:r>
     </w:p>
     <w:p>
@@ -7877,7 +10549,37 @@
       </w:r>
       <w:r>
         <w:rPr/>
-        <w:t>MDT Queue: confirm a CPN referral (assign a CPN), decline one, and mark a discussion as discussed</w:t>
+        <w:t xml:space="preserve">Clinical Details has no risk checkboxes and no </w:t>
+      </w:r>
+      <w:r>
+        <w:rPr>
+          <w:b/>
+        </w:rPr>
+        <w:t>Save assessment</w:t>
+      </w:r>
+      <w:r>
+        <w:rPr/>
+        <w:t xml:space="preserve">; </w:t>
+      </w:r>
+      <w:r>
+        <w:rPr>
+          <w:b/>
+        </w:rPr>
+        <w:t>Immediate risk flag</w:t>
+      </w:r>
+      <w:r>
+        <w:rPr/>
+        <w:t xml:space="preserve"> reads "Yes — urgent case open" with the time raised, and </w:t>
+      </w:r>
+      <w:r>
+        <w:rPr>
+          <w:b/>
+        </w:rPr>
+        <w:t>Urgent cases</w:t>
+      </w:r>
+      <w:r>
+        <w:rPr/>
+        <w:t xml:space="preserve"> shows the lifetime count</w:t>
       </w:r>
     </w:p>
     <w:p>
@@ -7897,7 +10599,27 @@
       </w:r>
       <w:r>
         <w:rPr/>
-        <w:t>Hub Manager dashboard: click every item in the table under Workflows and check each list's count matches the tile (allow 5 minutes after any change)</w:t>
+        <w:t xml:space="preserve">Click anywhere on the case row: the Urgent Case Record opens straight away, with no small popup. Rows show </w:t>
+      </w:r>
+      <w:r>
+        <w:rPr>
+          <w:b/>
+        </w:rPr>
+        <w:t>Open Guest</w:t>
+      </w:r>
+      <w:r>
+        <w:rPr/>
+        <w:t xml:space="preserve"> and </w:t>
+      </w:r>
+      <w:r>
+        <w:rPr>
+          <w:b/>
+        </w:rPr>
+        <w:t>View Urgent Case Record</w:t>
+      </w:r>
+      <w:r>
+        <w:rPr/>
+        <w:t xml:space="preserve"> only</w:t>
       </w:r>
     </w:p>
     <w:p>
@@ -7917,7 +10639,27 @@
       </w:r>
       <w:r>
         <w:rPr/>
-        <w:t>Staff activity shows plain English with guest names; clicking a name opens the record</w:t>
+        <w:t xml:space="preserve">Urgent Case Record: the header, </w:t>
+      </w:r>
+      <w:r>
+        <w:rPr>
+          <w:b/>
+        </w:rPr>
+        <w:t>Urgent Case</w:t>
+      </w:r>
+      <w:r>
+        <w:rPr/>
+        <w:t xml:space="preserve"> tabs, countdown and status bar, Flag details and audit trail match the table under Workflows, and </w:t>
+      </w:r>
+      <w:r>
+        <w:rPr>
+          <w:b/>
+        </w:rPr>
+        <w:t>Flag raised by</w:t>
+      </w:r>
+      <w:r>
+        <w:rPr/>
+        <w:t xml:space="preserve"> shows your own name</w:t>
       </w:r>
     </w:p>
     <w:p>
@@ -7937,17 +10679,37 @@
       </w:r>
       <w:r>
         <w:rPr/>
-        <w:t xml:space="preserve">Guest record: Access Log shows the actions above in plain English; </w:t>
+        <w:t xml:space="preserve">CMHT record: choose </w:t>
       </w:r>
       <w:r>
         <w:rPr>
           <w:b/>
         </w:rPr>
-        <w:t>Export Record</w:t>
-      </w:r>
-      <w:r>
-        <w:rPr/>
-        <w:t xml:space="preserve"> downloads the file</w:t>
+        <w:t>Yes</w:t>
+      </w:r>
+      <w:r>
+        <w:rPr/>
+        <w:t xml:space="preserve"> and save without a name; it is refused. Save with a name and call time; it shows read-only with </w:t>
+      </w:r>
+      <w:r>
+        <w:rPr>
+          <w:b/>
+        </w:rPr>
+        <w:t>Edit</w:t>
+      </w:r>
+      <w:r>
+        <w:rPr/>
+        <w:t xml:space="preserve">. Edit it to </w:t>
+      </w:r>
+      <w:r>
+        <w:rPr>
+          <w:b/>
+        </w:rPr>
+        <w:t>No</w:t>
+      </w:r>
+      <w:r>
+        <w:rPr/>
+        <w:t>; the call details clear and the audit trail shows "CMHT not notified"</w:t>
       </w:r>
     </w:p>
     <w:p>
@@ -7966,18 +10728,24 @@
         <w:tab/>
       </w:r>
       <w:r>
-        <w:rPr/>
-        <w:t xml:space="preserve">Contact History: tiles, the CPN activity section, </w:t>
-      </w:r>
-      <w:r>
         <w:rPr>
           <w:b/>
         </w:rPr>
-        <w:t>Show CPN contacts only</w:t>
-      </w:r>
-      <w:r>
-        <w:rPr/>
-        <w:t>, each filter, and Export</w:t>
+        <w:t>Add contact</w:t>
+      </w:r>
+      <w:r>
+        <w:rPr/>
+        <w:t xml:space="preserve"> from the record: after submitting, </w:t>
+      </w:r>
+      <w:r>
+        <w:rPr>
+          <w:b/>
+        </w:rPr>
+        <w:t>Contacts logged since flag</w:t>
+      </w:r>
+      <w:r>
+        <w:rPr/>
+        <w:t xml:space="preserve"> goes up by one, clicking it lists the contact with its type, and the audit trail shows "Contact logged"</w:t>
       </w:r>
     </w:p>
     <w:p>
@@ -7996,8 +10764,26 @@
         <w:tab/>
       </w:r>
       <w:r>
-        <w:rPr/>
-        <w:t>Reports: open every tab and check the tab-bar arrows at a narrow window</w:t>
+        <w:rPr>
+          <w:b/>
+        </w:rPr>
+        <w:t>Export Record</w:t>
+      </w:r>
+      <w:r>
+        <w:rPr/>
+        <w:t xml:space="preserve"> downloads </w:t>
+      </w:r>
+      <w:r>
+        <w:rPr>
+          <w:rFonts w:ascii="Consolas" w:hAnsi="Consolas"/>
+          <w:color w:val="5A1227"/>
+          <w:sz w:val="19"/>
+        </w:rPr>
+        <w:t>urgent-case-G-….txt</w:t>
+      </w:r>
+      <w:r>
+        <w:rPr/>
+        <w:t>, and the guest's Access Log shows "Exported urgent case record"</w:t>
       </w:r>
     </w:p>
     <w:p>
@@ -8016,8 +10802,24 @@
         <w:tab/>
       </w:r>
       <w:r>
-        <w:rPr/>
-        <w:t>Reports: apply a shorter reporting period; it shows on every tab, and the Overview tiles, Pathway Analytics, Caseload contacts, DIALOG Outcomes, Data Quality, CPN Activity and Export History all change; switching tabs keeps the period</w:t>
+        <w:rPr>
+          <w:b/>
+        </w:rPr>
+        <w:t>Mark as resolved</w:t>
+      </w:r>
+      <w:r>
+        <w:rPr/>
+        <w:t xml:space="preserve">: the dialog shows your name, the time and Resolved within 72h, and cannot be submitted until </w:t>
+      </w:r>
+      <w:r>
+        <w:rPr>
+          <w:b/>
+        </w:rPr>
+        <w:t>Inpatient admission</w:t>
+      </w:r>
+      <w:r>
+        <w:rPr/>
+        <w:t xml:space="preserve"> is answered. Resolve with an external service entered: the status bar turns green, the Urgent badge clears and the guest's status is unchanged</w:t>
       </w:r>
     </w:p>
     <w:p>
@@ -8037,7 +10839,7 @@
       </w:r>
       <w:r>
         <w:rPr/>
-        <w:t>Export to Excel and Export CSV after applying a period: the files are named for that period and their figures match the tabs</w:t>
+        <w:t>Click the resolved case: its record opens with the resolution details. Clinical Details now reads "No open urgent case" with the dates raised and resolved</w:t>
       </w:r>
     </w:p>
     <w:p>
@@ -8057,17 +10859,35 @@
       </w:r>
       <w:r>
         <w:rPr/>
-        <w:t xml:space="preserve">Reports: click a count on every tab (Overview tile and rows, a Pathway Analytics cell, a Caseload count, a DIALOG tile with a demographic group set, a Data Quality tile, a CPN pipeline stage); the guest list opens with a banner naming it and the same total; </w:t>
+        <w:t xml:space="preserve">Raise a second urgent case for the same guest: the record has </w:t>
       </w:r>
       <w:r>
         <w:rPr>
           <w:b/>
         </w:rPr>
-        <w:t>Show all guests</w:t>
-      </w:r>
-      <w:r>
-        <w:rPr/>
-        <w:t xml:space="preserve"> clears it</w:t>
+        <w:t>Urgent Case 1</w:t>
+      </w:r>
+      <w:r>
+        <w:rPr/>
+        <w:t xml:space="preserve"> and </w:t>
+      </w:r>
+      <w:r>
+        <w:rPr>
+          <w:b/>
+        </w:rPr>
+        <w:t>Urgent Case 2</w:t>
+      </w:r>
+      <w:r>
+        <w:rPr/>
+        <w:t xml:space="preserve"> tabs, with the open case shown first</w:t>
+      </w:r>
+    </w:p>
+    <w:p>
+      <w:r>
+        <w:rPr>
+          <w:b/>
+        </w:rPr>
+        <w:t>Hub Manager</w:t>
       </w:r>
     </w:p>
     <w:p>
@@ -8087,7 +10907,7 @@
       </w:r>
       <w:r>
         <w:rPr/>
-        <w:t>DIALOG Outcomes: filter to one ethnicity and one age group; every figure changes and the Showing bar is correct</w:t>
+        <w:t>MDT Queue: confirm a CPN referral (assign a CPN), decline one, and mark a discussion as discussed</w:t>
       </w:r>
     </w:p>
     <w:p>
@@ -8107,7 +10927,7 @@
       </w:r>
       <w:r>
         <w:rPr/>
-        <w:t>Export to Excel: Demographics and Referral sources sheets are present and the DIALOG sheet names the group; Export CSV has the new columns</w:t>
+        <w:t>Hub Manager dashboard: click every item in the table under Workflows and check each list's count matches the tile (allow 5 minutes after any change)</w:t>
       </w:r>
     </w:p>
     <w:p>
@@ -8127,25 +10947,7 @@
       </w:r>
       <w:r>
         <w:rPr/>
-        <w:t xml:space="preserve">Data Quality: </w:t>
-      </w:r>
-      <w:r>
-        <w:rPr>
-          <w:b/>
-        </w:rPr>
-        <w:t>View guests</w:t>
-      </w:r>
-      <w:r>
-        <w:rPr/>
-        <w:t xml:space="preserve"> on a row opens the matching list</w:t>
-      </w:r>
-    </w:p>
-    <w:p>
-      <w:r>
-        <w:rPr>
-          <w:b/>
-        </w:rPr>
-        <w:t>Admin only</w:t>
+        <w:t>Staff activity shows plain English with guest names; clicking a name opens the record</w:t>
       </w:r>
     </w:p>
     <w:p>
@@ -8165,7 +10967,17 @@
       </w:r>
       <w:r>
         <w:rPr/>
-        <w:t>Anonymise a test guest; they disappear from lists and searches</w:t>
+        <w:t xml:space="preserve">Guest record: Access Log shows the actions above in plain English; </w:t>
+      </w:r>
+      <w:r>
+        <w:rPr>
+          <w:b/>
+        </w:rPr>
+        <w:t>Export Record</w:t>
+      </w:r>
+      <w:r>
+        <w:rPr/>
+        <w:t xml:space="preserve"> downloads the file</w:t>
       </w:r>
     </w:p>
     <w:p>
@@ -8185,7 +10997,17 @@
       </w:r>
       <w:r>
         <w:rPr/>
-        <w:t>Documents recycle bin: restore one file and permanently delete another</w:t>
+        <w:t xml:space="preserve">Contact History: tiles, the CPN activity section, </w:t>
+      </w:r>
+      <w:r>
+        <w:rPr>
+          <w:b/>
+        </w:rPr>
+        <w:t>Show CPN contacts only</w:t>
+      </w:r>
+      <w:r>
+        <w:rPr/>
+        <w:t>, each filter, and Export</w:t>
       </w:r>
     </w:p>
     <w:p>
@@ -8205,15 +11027,7 @@
       </w:r>
       <w:r>
         <w:rPr/>
-        <w:t>Data migration: download the template, validate a small file, then import it</w:t>
-      </w:r>
-    </w:p>
-    <w:p>
-      <w:r>
-        <w:rPr>
-          <w:b/>
-        </w:rPr>
-        <w:t>Terminology and layout (all screens)</w:t>
+        <w:t>Reports: open every tab and check the tab-bar arrows at a narrow window</w:t>
       </w:r>
     </w:p>
     <w:p>
@@ -8233,7 +11047,7 @@
       </w:r>
       <w:r>
         <w:rPr/>
-        <w:t>No screen, export or email says "On hold" or "Follow-up"</w:t>
+        <w:t>Reports: apply a shorter reporting period; it shows on every tab, and the Overview tiles, Pathway Analytics, Caseload contacts, DIALOG Outcomes, Data Quality, CPN Activity and Export History all change; switching tabs keeps the period</w:t>
       </w:r>
     </w:p>
     <w:p>
@@ -8253,7 +11067,7 @@
       </w:r>
       <w:r>
         <w:rPr/>
-        <w:t>The left menu reads CASE MANAGEMENT and has no Documents item</w:t>
+        <w:t>Export to Excel and Export CSV after applying a period: the files are named for that period and their figures match the tabs</w:t>
       </w:r>
     </w:p>
     <w:p>
@@ -8273,7 +11087,293 @@
       </w:r>
       <w:r>
         <w:rPr/>
-        <w:t>Long CMHW names are shown in full everywhere</w:t>
+        <w:t xml:space="preserve">Reports: click a count on every tab (Overview tile and rows, a Pathway Analytics cell, a Caseload count, a DIALOG tile with a demographic group set, a Data Quality tile, a CPN pipeline stage); the guest list opens with a banner naming it and the same total; </w:t>
+      </w:r>
+      <w:r>
+        <w:rPr>
+          <w:b/>
+        </w:rPr>
+        <w:t>Show all guests</w:t>
+      </w:r>
+      <w:r>
+        <w:rPr/>
+        <w:t xml:space="preserve"> clears it</w:t>
+      </w:r>
+    </w:p>
+    <w:p>
+      <w:pPr>
+        <w:tabs>
+          <w:tab w:pos="425" w:val="left"/>
+        </w:tabs>
+        <w:spacing w:after="60"/>
+        <w:ind w:left="425" w:hanging="340"/>
+      </w:pPr>
+      <w:r>
+        <w:rPr>
+          <w:sz w:val="24"/>
+        </w:rPr>
+        <w:t>☐</w:t>
+        <w:tab/>
+      </w:r>
+      <w:r>
+        <w:rPr/>
+        <w:t>DIALOG Outcomes: filter to one ethnicity and one age group; every figure changes and the Showing bar is correct</w:t>
+      </w:r>
+    </w:p>
+    <w:p>
+      <w:pPr>
+        <w:tabs>
+          <w:tab w:pos="425" w:val="left"/>
+        </w:tabs>
+        <w:spacing w:after="60"/>
+        <w:ind w:left="425" w:hanging="340"/>
+      </w:pPr>
+      <w:r>
+        <w:rPr>
+          <w:sz w:val="24"/>
+        </w:rPr>
+        <w:t>☐</w:t>
+        <w:tab/>
+      </w:r>
+      <w:r>
+        <w:rPr/>
+        <w:t>Export to Excel: Demographics and Referral sources sheets are present and the DIALOG sheet names the group; Export CSV has the new columns</w:t>
+      </w:r>
+    </w:p>
+    <w:p>
+      <w:pPr>
+        <w:tabs>
+          <w:tab w:pos="425" w:val="left"/>
+        </w:tabs>
+        <w:spacing w:after="60"/>
+        <w:ind w:left="425" w:hanging="340"/>
+      </w:pPr>
+      <w:r>
+        <w:rPr>
+          <w:sz w:val="24"/>
+        </w:rPr>
+        <w:t>☐</w:t>
+        <w:tab/>
+      </w:r>
+      <w:r>
+        <w:rPr/>
+        <w:t xml:space="preserve">Data Quality: </w:t>
+      </w:r>
+      <w:r>
+        <w:rPr>
+          <w:b/>
+        </w:rPr>
+        <w:t>View guests</w:t>
+      </w:r>
+      <w:r>
+        <w:rPr/>
+        <w:t xml:space="preserve"> on a row opens the matching list</w:t>
+      </w:r>
+    </w:p>
+    <w:p>
+      <w:r>
+        <w:rPr>
+          <w:b/>
+        </w:rPr>
+        <w:t>Admin only</w:t>
+      </w:r>
+    </w:p>
+    <w:p>
+      <w:pPr>
+        <w:tabs>
+          <w:tab w:pos="425" w:val="left"/>
+        </w:tabs>
+        <w:spacing w:after="60"/>
+        <w:ind w:left="425" w:hanging="340"/>
+      </w:pPr>
+      <w:r>
+        <w:rPr>
+          <w:sz w:val="24"/>
+        </w:rPr>
+        <w:t>☐</w:t>
+        <w:tab/>
+      </w:r>
+      <w:r>
+        <w:rPr/>
+        <w:t>Anonymise a test guest; they disappear from lists and searches</w:t>
+      </w:r>
+    </w:p>
+    <w:p>
+      <w:pPr>
+        <w:tabs>
+          <w:tab w:pos="425" w:val="left"/>
+        </w:tabs>
+        <w:spacing w:after="60"/>
+        <w:ind w:left="425" w:hanging="340"/>
+      </w:pPr>
+      <w:r>
+        <w:rPr>
+          <w:sz w:val="24"/>
+        </w:rPr>
+        <w:t>☐</w:t>
+        <w:tab/>
+      </w:r>
+      <w:r>
+        <w:rPr/>
+        <w:t>Documents recycle bin: restore one file. Try to permanently delete another; it is refused because it was uploaded less than 8 years ago</w:t>
+      </w:r>
+    </w:p>
+    <w:p>
+      <w:pPr>
+        <w:tabs>
+          <w:tab w:pos="425" w:val="left"/>
+        </w:tabs>
+        <w:spacing w:after="60"/>
+        <w:ind w:left="425" w:hanging="340"/>
+      </w:pPr>
+      <w:r>
+        <w:rPr>
+          <w:sz w:val="24"/>
+        </w:rPr>
+        <w:t>☐</w:t>
+        <w:tab/>
+      </w:r>
+      <w:r>
+        <w:rPr/>
+        <w:t xml:space="preserve">Settings: </w:t>
+      </w:r>
+      <w:r>
+        <w:rPr>
+          <w:b/>
+        </w:rPr>
+        <w:t>Uploads</w:t>
+      </w:r>
+      <w:r>
+        <w:rPr/>
+        <w:t xml:space="preserve"> shows Default retention 8 years, unless a lower value was saved before (it is then treated as 8); </w:t>
+      </w:r>
+      <w:r>
+        <w:rPr>
+          <w:b/>
+        </w:rPr>
+        <w:t>Lookups</w:t>
+      </w:r>
+      <w:r>
+        <w:rPr/>
+        <w:t xml:space="preserve"> lists </w:t>
+      </w:r>
+      <w:r>
+        <w:rPr>
+          <w:b/>
+        </w:rPr>
+        <w:t>CPN contact frequency</w:t>
+      </w:r>
+      <w:r>
+        <w:rPr/>
+        <w:t xml:space="preserve"> and no longer lists Escalation reasons or Escalation urgency</w:t>
+      </w:r>
+    </w:p>
+    <w:p>
+      <w:pPr>
+        <w:tabs>
+          <w:tab w:pos="425" w:val="left"/>
+        </w:tabs>
+        <w:spacing w:after="60"/>
+        <w:ind w:left="425" w:hanging="340"/>
+      </w:pPr>
+      <w:r>
+        <w:rPr>
+          <w:sz w:val="24"/>
+        </w:rPr>
+        <w:t>☐</w:t>
+        <w:tab/>
+      </w:r>
+      <w:r>
+        <w:rPr/>
+        <w:t>Data migration: download the template, validate a small file, then import it</w:t>
+      </w:r>
+    </w:p>
+    <w:p>
+      <w:r>
+        <w:rPr>
+          <w:b/>
+        </w:rPr>
+        <w:t>Terminology and layout (all screens)</w:t>
+      </w:r>
+    </w:p>
+    <w:p>
+      <w:pPr>
+        <w:tabs>
+          <w:tab w:pos="425" w:val="left"/>
+        </w:tabs>
+        <w:spacing w:after="60"/>
+        <w:ind w:left="425" w:hanging="340"/>
+      </w:pPr>
+      <w:r>
+        <w:rPr>
+          <w:sz w:val="24"/>
+        </w:rPr>
+        <w:t>☐</w:t>
+        <w:tab/>
+      </w:r>
+      <w:r>
+        <w:rPr/>
+        <w:t>No screen, export or email says "On hold" or "Follow-up"</w:t>
+      </w:r>
+    </w:p>
+    <w:p>
+      <w:pPr>
+        <w:tabs>
+          <w:tab w:pos="425" w:val="left"/>
+        </w:tabs>
+        <w:spacing w:after="60"/>
+        <w:ind w:left="425" w:hanging="340"/>
+      </w:pPr>
+      <w:r>
+        <w:rPr>
+          <w:sz w:val="24"/>
+        </w:rPr>
+        <w:t>☐</w:t>
+        <w:tab/>
+      </w:r>
+      <w:r>
+        <w:rPr/>
+        <w:t>No screen, export or email says "Raise Urgent Flag", "Crisis Episode", "Urgent Episode" or "Episode 1"; each says "Urgent Case" instead</w:t>
+      </w:r>
+    </w:p>
+    <w:p>
+      <w:pPr>
+        <w:tabs>
+          <w:tab w:pos="425" w:val="left"/>
+        </w:tabs>
+        <w:spacing w:after="60"/>
+        <w:ind w:left="425" w:hanging="340"/>
+      </w:pPr>
+      <w:r>
+        <w:rPr>
+          <w:sz w:val="24"/>
+        </w:rPr>
+        <w:t>☐</w:t>
+        <w:tab/>
+      </w:r>
+      <w:r>
+        <w:rPr/>
+        <w:t>The left menu reads CASE MANAGEMENT and has no Documents item</w:t>
+      </w:r>
+    </w:p>
+    <w:p>
+      <w:pPr>
+        <w:tabs>
+          <w:tab w:pos="425" w:val="left"/>
+        </w:tabs>
+        <w:spacing w:after="60"/>
+        <w:ind w:left="425" w:hanging="340"/>
+      </w:pPr>
+      <w:r>
+        <w:rPr>
+          <w:sz w:val="24"/>
+        </w:rPr>
+        <w:t>☐</w:t>
+        <w:tab/>
+      </w:r>
+      <w:r>
+        <w:rPr/>
+        <w:t>Long CMHW names are shown in full everywhere, including a chosen name in the CMHW filters</w:t>
       </w:r>
     </w:p>
     <w:p>
